--- a/Course2/ProjectDocs/Part4-Resillience.docx
+++ b/Course2/ProjectDocs/Part4-Resillience.docx
@@ -10,6 +10,7 @@
           <w:szCs w:val="36"/>
         </w:rPr>
       </w:pPr>
+      <w:proofErr w:type="spellStart"/>
       <w:r>
         <w:rPr>
           <w:sz w:val="36"/>
@@ -17,6 +18,7 @@
         </w:rPr>
         <w:t>Resillience</w:t>
       </w:r>
+      <w:proofErr w:type="spellEnd"/>
     </w:p>
     <w:p>
       <w:r>
@@ -24,14 +26,27 @@
       </w:r>
     </w:p>
     <w:p>
-      <w:r>
-        <w:t>Resillencey is when an error occurs a circuit is open and fallback is implemented.</w:t>
+      <w:proofErr w:type="spellStart"/>
+      <w:r>
+        <w:t>Resillencey</w:t>
+      </w:r>
+      <w:proofErr w:type="spellEnd"/>
+      <w:r>
+        <w:t xml:space="preserve"> is when an error occurs a circuit is open and fallback is implemented.</w:t>
       </w:r>
     </w:p>
     <w:p/>
     <w:p>
       <w:r>
-        <w:t>Implementation using Resillence 4j</w:t>
+        <w:t xml:space="preserve">Implementation using </w:t>
+      </w:r>
+      <w:proofErr w:type="spellStart"/>
+      <w:r>
+        <w:t>Resillence</w:t>
+      </w:r>
+      <w:proofErr w:type="spellEnd"/>
+      <w:r>
+        <w:t xml:space="preserve"> 4j</w:t>
       </w:r>
     </w:p>
     <w:p>
@@ -80,6 +95,7 @@
         </w:rPr>
         <w:tab/>
       </w:r>
+      <w:proofErr w:type="gramStart"/>
       <w:r>
         <w:rPr>
           <w:rFonts w:ascii="Courier New" w:hAnsi="Courier New" w:cs="Courier New"/>
@@ -87,7 +103,17 @@
           <w:sz w:val="20"/>
           <w:szCs w:val="20"/>
         </w:rPr>
-        <w:t>&lt;!-- Source:</w:t>
+        <w:t>&lt;!--</w:t>
+      </w:r>
+      <w:proofErr w:type="gramEnd"/>
+      <w:r>
+        <w:rPr>
+          <w:rFonts w:ascii="Courier New" w:hAnsi="Courier New" w:cs="Courier New"/>
+          <w:color w:val="93A1A1"/>
+          <w:sz w:val="20"/>
+          <w:szCs w:val="20"/>
+        </w:rPr>
+        <w:t xml:space="preserve"> Source:</w:t>
       </w:r>
     </w:p>
     <w:p>
@@ -213,8 +239,18 @@
           <w:szCs w:val="20"/>
         </w:rPr>
         <w:tab/>
+      </w:r>
+      <w:proofErr w:type="gramStart"/>
+      <w:r>
+        <w:rPr>
+          <w:rFonts w:ascii="Courier New" w:hAnsi="Courier New" w:cs="Courier New"/>
+          <w:color w:val="000000"/>
+          <w:sz w:val="20"/>
+          <w:szCs w:val="20"/>
+        </w:rPr>
         <w:t>&lt;</w:t>
       </w:r>
+      <w:proofErr w:type="spellStart"/>
       <w:r>
         <w:rPr>
           <w:rFonts w:ascii="Courier New" w:hAnsi="Courier New" w:cs="Courier New"/>
@@ -224,6 +260,7 @@
         </w:rPr>
         <w:t>groupId</w:t>
       </w:r>
+      <w:proofErr w:type="spellEnd"/>
       <w:r>
         <w:rPr>
           <w:rFonts w:ascii="Courier New" w:hAnsi="Courier New" w:cs="Courier New"/>
@@ -231,8 +268,19 @@
           <w:sz w:val="20"/>
           <w:szCs w:val="20"/>
         </w:rPr>
-        <w:t>&gt;io.github.resilience4j&lt;/</w:t>
-      </w:r>
+        <w:t>&gt;io.github.resilience</w:t>
+      </w:r>
+      <w:proofErr w:type="gramEnd"/>
+      <w:r>
+        <w:rPr>
+          <w:rFonts w:ascii="Courier New" w:hAnsi="Courier New" w:cs="Courier New"/>
+          <w:color w:val="000000"/>
+          <w:sz w:val="20"/>
+          <w:szCs w:val="20"/>
+        </w:rPr>
+        <w:t>4j&lt;/</w:t>
+      </w:r>
+      <w:proofErr w:type="spellStart"/>
       <w:r>
         <w:rPr>
           <w:rFonts w:ascii="Courier New" w:hAnsi="Courier New" w:cs="Courier New"/>
@@ -242,6 +290,7 @@
         </w:rPr>
         <w:t>groupId</w:t>
       </w:r>
+      <w:proofErr w:type="spellEnd"/>
       <w:r>
         <w:rPr>
           <w:rFonts w:ascii="Courier New" w:hAnsi="Courier New" w:cs="Courier New"/>
@@ -293,6 +342,7 @@
         <w:tab/>
         <w:t>&lt;</w:t>
       </w:r>
+      <w:proofErr w:type="spellStart"/>
       <w:r>
         <w:rPr>
           <w:rFonts w:ascii="Courier New" w:hAnsi="Courier New" w:cs="Courier New"/>
@@ -302,6 +352,7 @@
         </w:rPr>
         <w:t>artifactId</w:t>
       </w:r>
+      <w:proofErr w:type="spellEnd"/>
       <w:r>
         <w:rPr>
           <w:rFonts w:ascii="Courier New" w:hAnsi="Courier New" w:cs="Courier New"/>
@@ -311,6 +362,7 @@
         </w:rPr>
         <w:t>&gt;resilience4j-spring-boot4&lt;/</w:t>
       </w:r>
+      <w:proofErr w:type="spellStart"/>
       <w:r>
         <w:rPr>
           <w:rFonts w:ascii="Courier New" w:hAnsi="Courier New" w:cs="Courier New"/>
@@ -320,6 +372,7 @@
         </w:rPr>
         <w:t>artifactId</w:t>
       </w:r>
+      <w:proofErr w:type="spellEnd"/>
       <w:r>
         <w:rPr>
           <w:rFonts w:ascii="Courier New" w:hAnsi="Courier New" w:cs="Courier New"/>
@@ -504,6 +557,7 @@
         </w:rPr>
         <w:tab/>
       </w:r>
+      <w:proofErr w:type="gramStart"/>
       <w:r>
         <w:rPr>
           <w:rFonts w:ascii="Courier New" w:hAnsi="Courier New" w:cs="Courier New"/>
@@ -511,7 +565,17 @@
           <w:sz w:val="20"/>
           <w:szCs w:val="20"/>
         </w:rPr>
-        <w:t>&lt;!-- Source:</w:t>
+        <w:t>&lt;!--</w:t>
+      </w:r>
+      <w:proofErr w:type="gramEnd"/>
+      <w:r>
+        <w:rPr>
+          <w:rFonts w:ascii="Courier New" w:hAnsi="Courier New" w:cs="Courier New"/>
+          <w:color w:val="93A1A1"/>
+          <w:sz w:val="20"/>
+          <w:szCs w:val="20"/>
+        </w:rPr>
+        <w:t xml:space="preserve"> Source:</w:t>
       </w:r>
     </w:p>
     <w:p>
@@ -637,8 +701,18 @@
           <w:szCs w:val="20"/>
         </w:rPr>
         <w:tab/>
+      </w:r>
+      <w:proofErr w:type="gramStart"/>
+      <w:r>
+        <w:rPr>
+          <w:rFonts w:ascii="Courier New" w:hAnsi="Courier New" w:cs="Courier New"/>
+          <w:color w:val="000000"/>
+          <w:sz w:val="20"/>
+          <w:szCs w:val="20"/>
+        </w:rPr>
         <w:t>&lt;</w:t>
       </w:r>
+      <w:proofErr w:type="spellStart"/>
       <w:r>
         <w:rPr>
           <w:rFonts w:ascii="Courier New" w:hAnsi="Courier New" w:cs="Courier New"/>
@@ -648,6 +722,7 @@
         </w:rPr>
         <w:t>groupId</w:t>
       </w:r>
+      <w:proofErr w:type="spellEnd"/>
       <w:r>
         <w:rPr>
           <w:rFonts w:ascii="Courier New" w:hAnsi="Courier New" w:cs="Courier New"/>
@@ -655,8 +730,30 @@
           <w:sz w:val="20"/>
           <w:szCs w:val="20"/>
         </w:rPr>
-        <w:t>&gt;org.springframework.boot&lt;/</w:t>
-      </w:r>
+        <w:t>&gt;</w:t>
+      </w:r>
+      <w:proofErr w:type="spellStart"/>
+      <w:r>
+        <w:rPr>
+          <w:rFonts w:ascii="Courier New" w:hAnsi="Courier New" w:cs="Courier New"/>
+          <w:color w:val="000000"/>
+          <w:sz w:val="20"/>
+          <w:szCs w:val="20"/>
+        </w:rPr>
+        <w:t>org.springframework.boot</w:t>
+      </w:r>
+      <w:proofErr w:type="spellEnd"/>
+      <w:proofErr w:type="gramEnd"/>
+      <w:r>
+        <w:rPr>
+          <w:rFonts w:ascii="Courier New" w:hAnsi="Courier New" w:cs="Courier New"/>
+          <w:color w:val="000000"/>
+          <w:sz w:val="20"/>
+          <w:szCs w:val="20"/>
+        </w:rPr>
+        <w:t>&lt;/</w:t>
+      </w:r>
+      <w:proofErr w:type="spellStart"/>
       <w:r>
         <w:rPr>
           <w:rFonts w:ascii="Courier New" w:hAnsi="Courier New" w:cs="Courier New"/>
@@ -666,6 +763,7 @@
         </w:rPr>
         <w:t>groupId</w:t>
       </w:r>
+      <w:proofErr w:type="spellEnd"/>
       <w:r>
         <w:rPr>
           <w:rFonts w:ascii="Courier New" w:hAnsi="Courier New" w:cs="Courier New"/>
@@ -717,6 +815,7 @@
         <w:tab/>
         <w:t>&lt;</w:t>
       </w:r>
+      <w:proofErr w:type="spellStart"/>
       <w:r>
         <w:rPr>
           <w:rFonts w:ascii="Courier New" w:hAnsi="Courier New" w:cs="Courier New"/>
@@ -726,6 +825,7 @@
         </w:rPr>
         <w:t>artifactId</w:t>
       </w:r>
+      <w:proofErr w:type="spellEnd"/>
       <w:r>
         <w:rPr>
           <w:rFonts w:ascii="Courier New" w:hAnsi="Courier New" w:cs="Courier New"/>
@@ -733,8 +833,29 @@
           <w:sz w:val="20"/>
           <w:szCs w:val="20"/>
         </w:rPr>
-        <w:t>&gt;spring-boot-starter-aop&lt;/</w:t>
-      </w:r>
+        <w:t>&gt;spring-boot-starter-</w:t>
+      </w:r>
+      <w:proofErr w:type="spellStart"/>
+      <w:r>
+        <w:rPr>
+          <w:rFonts w:ascii="Courier New" w:hAnsi="Courier New" w:cs="Courier New"/>
+          <w:color w:val="000000"/>
+          <w:sz w:val="20"/>
+          <w:szCs w:val="20"/>
+        </w:rPr>
+        <w:t>aop</w:t>
+      </w:r>
+      <w:proofErr w:type="spellEnd"/>
+      <w:r>
+        <w:rPr>
+          <w:rFonts w:ascii="Courier New" w:hAnsi="Courier New" w:cs="Courier New"/>
+          <w:color w:val="000000"/>
+          <w:sz w:val="20"/>
+          <w:szCs w:val="20"/>
+        </w:rPr>
+        <w:t>&lt;/</w:t>
+      </w:r>
+      <w:proofErr w:type="spellStart"/>
       <w:r>
         <w:rPr>
           <w:rFonts w:ascii="Courier New" w:hAnsi="Courier New" w:cs="Courier New"/>
@@ -744,6 +865,7 @@
         </w:rPr>
         <w:t>artifactId</w:t>
       </w:r>
+      <w:proofErr w:type="spellEnd"/>
       <w:r>
         <w:rPr>
           <w:rFonts w:ascii="Courier New" w:hAnsi="Courier New" w:cs="Courier New"/>
@@ -896,17 +1018,59 @@
     <w:p>
       <w:r>
         <w:tab/>
-        <w:t>Add the required properties :</w:t>
-      </w:r>
-    </w:p>
-    <w:p>
-      <w:r>
-        <w:t># Force Spring Cloud LoadBalancer to initialize its routes immediately at startup</w:t>
-      </w:r>
-    </w:p>
-    <w:p>
-      <w:r>
-        <w:t>spring.cloud.loadbalancer.eager-load.clients=infytel-friend-family,infytel-plan</w:t>
+        <w:t xml:space="preserve">Add the required </w:t>
+      </w:r>
+      <w:proofErr w:type="gramStart"/>
+      <w:r>
+        <w:t>properties :</w:t>
+      </w:r>
+      <w:proofErr w:type="gramEnd"/>
+    </w:p>
+    <w:p>
+      <w:r>
+        <w:t xml:space="preserve"># Force Spring Cloud </w:t>
+      </w:r>
+      <w:proofErr w:type="spellStart"/>
+      <w:r>
+        <w:t>LoadBalancer</w:t>
+      </w:r>
+      <w:proofErr w:type="spellEnd"/>
+      <w:r>
+        <w:t xml:space="preserve"> to initialize its routes immediately at startup</w:t>
+      </w:r>
+    </w:p>
+    <w:p>
+      <w:proofErr w:type="gramStart"/>
+      <w:r>
+        <w:t>spring.cloud</w:t>
+      </w:r>
+      <w:proofErr w:type="gramEnd"/>
+      <w:r>
+        <w:t>.</w:t>
+      </w:r>
+      <w:proofErr w:type="gramStart"/>
+      <w:r>
+        <w:t>loadbalancer.eager</w:t>
+      </w:r>
+      <w:proofErr w:type="gramEnd"/>
+      <w:r>
+        <w:t>-</w:t>
+      </w:r>
+      <w:proofErr w:type="gramStart"/>
+      <w:r>
+        <w:t>load.clients</w:t>
+      </w:r>
+      <w:proofErr w:type="gramEnd"/>
+      <w:r>
+        <w:t>=infytel-friend-</w:t>
+      </w:r>
+      <w:proofErr w:type="gramStart"/>
+      <w:r>
+        <w:t>family,infytel</w:t>
+      </w:r>
+      <w:proofErr w:type="gramEnd"/>
+      <w:r>
+        <w:t>-plan</w:t>
       </w:r>
     </w:p>
     <w:p>
@@ -916,7 +1080,15 @@
     </w:p>
     <w:p>
       <w:r>
-        <w:t># This below property is the threshold percentage beyond which if the failure in the number of calls then the circuit will be moved to open state to close state</w:t>
+        <w:t xml:space="preserve"># This below property is the threshold percentage beyond which if the failure in the number of </w:t>
+      </w:r>
+      <w:proofErr w:type="gramStart"/>
+      <w:r>
+        <w:t>calls</w:t>
+      </w:r>
+      <w:proofErr w:type="gramEnd"/>
+      <w:r>
+        <w:t xml:space="preserve"> then the circuit will be moved to open state to close state</w:t>
       </w:r>
     </w:p>
     <w:p>
@@ -927,13 +1099,26 @@
           <w:numId w:val="2"/>
         </w:numPr>
       </w:pPr>
-      <w:r>
-        <w:t xml:space="preserve">resilience4j.circuitbreaker.instances.customerService.failure-rate-threshold=50 </w:t>
-      </w:r>
-    </w:p>
-    <w:p>
-      <w:r>
-        <w:t># When the below is true SpringBoot will expose the circuit breaker's health status via Spring Boot Actuator</w:t>
+      <w:proofErr w:type="gramStart"/>
+      <w:r>
+        <w:t>resilience4j.circuitbreaker.instances</w:t>
+      </w:r>
+      <w:proofErr w:type="gramEnd"/>
+      <w:r>
+        <w:t xml:space="preserve">.customerService.failure-rate-threshold=50 </w:t>
+      </w:r>
+    </w:p>
+    <w:p>
+      <w:r>
+        <w:t xml:space="preserve"># When the below is true </w:t>
+      </w:r>
+      <w:proofErr w:type="spellStart"/>
+      <w:r>
+        <w:t>SpringBoot</w:t>
+      </w:r>
+      <w:proofErr w:type="spellEnd"/>
+      <w:r>
+        <w:t xml:space="preserve"> will expose the circuit breaker's health status via Spring Boot Actuator</w:t>
       </w:r>
     </w:p>
     <w:p>
@@ -944,8 +1129,13 @@
           <w:numId w:val="2"/>
         </w:numPr>
       </w:pPr>
-      <w:r>
-        <w:t>resilience4j.circuitbreaker.instances.customerService.register-health-indicator=true</w:t>
+      <w:proofErr w:type="gramStart"/>
+      <w:r>
+        <w:t>resilience4j.circuitbreaker.instances</w:t>
+      </w:r>
+      <w:proofErr w:type="gramEnd"/>
+      <w:r>
+        <w:t>.customerService.register-health-indicator=true</w:t>
       </w:r>
     </w:p>
     <w:p>
@@ -962,8 +1152,13 @@
           <w:numId w:val="2"/>
         </w:numPr>
       </w:pPr>
-      <w:r>
-        <w:t>resilience4j.circuitbreaker.instances.customerService.sliding-window-size=5</w:t>
+      <w:proofErr w:type="gramStart"/>
+      <w:r>
+        <w:t>resilience4j.circuitbreaker.instances</w:t>
+      </w:r>
+      <w:proofErr w:type="gramEnd"/>
+      <w:r>
+        <w:t>.customerService.sliding-window-size=5</w:t>
       </w:r>
     </w:p>
     <w:p>
@@ -979,8 +1174,13 @@
           <w:numId w:val="2"/>
         </w:numPr>
       </w:pPr>
-      <w:r>
-        <w:t>resilience4j.circuitbreaker.instances.customerService.permitted-number-of-calls-in-half-open-state=3</w:t>
+      <w:proofErr w:type="gramStart"/>
+      <w:r>
+        <w:t>resilience4j.circuitbreaker.instances</w:t>
+      </w:r>
+      <w:proofErr w:type="gramEnd"/>
+      <w:r>
+        <w:t>.customerService.permitted-number-of-calls-in-half-open-state=3</w:t>
       </w:r>
     </w:p>
     <w:p>
@@ -996,13 +1196,26 @@
           <w:numId w:val="2"/>
         </w:numPr>
       </w:pPr>
-      <w:r>
-        <w:t>resilience4j.circuitbreaker.instances.customerService.wait-duration-in-open-state=10s</w:t>
-      </w:r>
-    </w:p>
-    <w:p>
-      <w:r>
-        <w:t># This property means if it is set to true ut can automatically move from open to half open</w:t>
+      <w:proofErr w:type="gramStart"/>
+      <w:r>
+        <w:t>resilience4j.circuitbreaker.instances</w:t>
+      </w:r>
+      <w:proofErr w:type="gramEnd"/>
+      <w:r>
+        <w:t>.customerService.wait-duration-in-open-state=10s</w:t>
+      </w:r>
+    </w:p>
+    <w:p>
+      <w:r>
+        <w:t xml:space="preserve"># This property means if it is set to true </w:t>
+      </w:r>
+      <w:proofErr w:type="spellStart"/>
+      <w:r>
+        <w:t>ut</w:t>
+      </w:r>
+      <w:proofErr w:type="spellEnd"/>
+      <w:r>
+        <w:t xml:space="preserve"> can automatically move from open to half open</w:t>
       </w:r>
     </w:p>
     <w:p>
@@ -1013,8 +1226,13 @@
           <w:numId w:val="2"/>
         </w:numPr>
       </w:pPr>
-      <w:r>
-        <w:t>resilience4j.circuitbreaker.instances.customerService.automatic-transition-from-open-to-half-open-enabled=true</w:t>
+      <w:proofErr w:type="gramStart"/>
+      <w:r>
+        <w:t>resilience4j.circuitbreaker.instances</w:t>
+      </w:r>
+      <w:proofErr w:type="gramEnd"/>
+      <w:r>
+        <w:t>.customerService.automatic-transition-from-open-to-half-open-enabled=true</w:t>
       </w:r>
     </w:p>
     <w:p/>
@@ -1047,8 +1265,37 @@
         <w:rPr>
           <w:highlight w:val="yellow"/>
         </w:rPr>
-        <w:t>@CircuitBreaker(name="customerService", fallbackMethod="</w:t>
-      </w:r>
+        <w:t>@</w:t>
+      </w:r>
+      <w:proofErr w:type="gramStart"/>
+      <w:r>
+        <w:rPr>
+          <w:highlight w:val="yellow"/>
+        </w:rPr>
+        <w:t>CircuitBreaker(</w:t>
+      </w:r>
+      <w:proofErr w:type="gramEnd"/>
+      <w:r>
+        <w:rPr>
+          <w:highlight w:val="yellow"/>
+        </w:rPr>
+        <w:t xml:space="preserve">name="customerService", </w:t>
+      </w:r>
+      <w:proofErr w:type="spellStart"/>
+      <w:r>
+        <w:rPr>
+          <w:highlight w:val="yellow"/>
+        </w:rPr>
+        <w:t>fallbackMethod</w:t>
+      </w:r>
+      <w:proofErr w:type="spellEnd"/>
+      <w:r>
+        <w:rPr>
+          <w:highlight w:val="yellow"/>
+        </w:rPr>
+        <w:t>="</w:t>
+      </w:r>
+      <w:proofErr w:type="spellStart"/>
       <w:r>
         <w:rPr>
           <w:b/>
@@ -1057,6 +1304,7 @@
         </w:rPr>
         <w:t>getCustomerProfileFallback</w:t>
       </w:r>
+      <w:proofErr w:type="spellEnd"/>
       <w:r>
         <w:rPr>
           <w:highlight w:val="yellow"/>
@@ -1079,56 +1327,142 @@
         <w:t>public</w:t>
       </w:r>
       <w:r>
-        <w:t xml:space="preserve"> CustomerDTO getCustomerProfilev4(@PathVariable Long phoneNo) {</w:t>
-      </w:r>
-    </w:p>
-    <w:p>
-      <w:pPr>
-        <w:spacing w:after="0"/>
-      </w:pPr>
-      <w:r>
-        <w:tab/>
-      </w:r>
-      <w:r>
-        <w:tab/>
-        <w:t>logger.info("V3 getCustomerProfilev3 Invoked") ;</w:t>
-      </w:r>
-    </w:p>
-    <w:p>
-      <w:pPr>
-        <w:spacing w:after="0"/>
-      </w:pPr>
-      <w:r>
-        <w:tab/>
-      </w:r>
-      <w:r>
-        <w:tab/>
-        <w:t>logger.info("phoneNo");</w:t>
-      </w:r>
-    </w:p>
-    <w:p>
-      <w:pPr>
-        <w:spacing w:after="0"/>
-      </w:pPr>
-      <w:r>
-        <w:tab/>
-      </w:r>
-      <w:r>
-        <w:tab/>
-        <w:t>logger.info("Profile Request for customer" + phoneNo) ;</w:t>
-      </w:r>
-    </w:p>
-    <w:p>
-      <w:pPr>
-        <w:spacing w:after="0"/>
-      </w:pPr>
-      <w:r>
-        <w:tab/>
-      </w:r>
-      <w:r>
-        <w:tab/>
-        <w:t>CustomerDTO custDTO = custService.getCustomerProfile(phoneNo) ;</w:t>
-      </w:r>
+        <w:t xml:space="preserve"> </w:t>
+      </w:r>
+      <w:proofErr w:type="spellStart"/>
+      <w:r>
+        <w:t>CustomerDTO</w:t>
+      </w:r>
+      <w:proofErr w:type="spellEnd"/>
+      <w:r>
+        <w:t xml:space="preserve"> getCustomerProfilev4(@PathVariable Long </w:t>
+      </w:r>
+      <w:proofErr w:type="spellStart"/>
+      <w:r>
+        <w:t>phoneNo</w:t>
+      </w:r>
+      <w:proofErr w:type="spellEnd"/>
+      <w:r>
+        <w:t>) {</w:t>
+      </w:r>
+    </w:p>
+    <w:p>
+      <w:pPr>
+        <w:spacing w:after="0"/>
+      </w:pPr>
+      <w:r>
+        <w:tab/>
+      </w:r>
+      <w:r>
+        <w:tab/>
+      </w:r>
+      <w:proofErr w:type="gramStart"/>
+      <w:r>
+        <w:t>logger.info(</w:t>
+      </w:r>
+      <w:proofErr w:type="gramEnd"/>
+      <w:r>
+        <w:t>"V3 getCustomerProfilev3 Invoked"</w:t>
+      </w:r>
+      <w:proofErr w:type="gramStart"/>
+      <w:r>
+        <w:t>) ;</w:t>
+      </w:r>
+      <w:proofErr w:type="gramEnd"/>
+    </w:p>
+    <w:p>
+      <w:pPr>
+        <w:spacing w:after="0"/>
+      </w:pPr>
+      <w:r>
+        <w:tab/>
+      </w:r>
+      <w:r>
+        <w:tab/>
+        <w:t>logger.info("</w:t>
+      </w:r>
+      <w:proofErr w:type="spellStart"/>
+      <w:r>
+        <w:t>phoneNo</w:t>
+      </w:r>
+      <w:proofErr w:type="spellEnd"/>
+      <w:r>
+        <w:t>");</w:t>
+      </w:r>
+    </w:p>
+    <w:p>
+      <w:pPr>
+        <w:spacing w:after="0"/>
+      </w:pPr>
+      <w:r>
+        <w:tab/>
+      </w:r>
+      <w:r>
+        <w:tab/>
+      </w:r>
+      <w:proofErr w:type="gramStart"/>
+      <w:r>
+        <w:t>logger.info(</w:t>
+      </w:r>
+      <w:proofErr w:type="gramEnd"/>
+      <w:r>
+        <w:t xml:space="preserve">"Profile Request for customer" + </w:t>
+      </w:r>
+      <w:proofErr w:type="spellStart"/>
+      <w:r>
+        <w:t>phoneNo</w:t>
+      </w:r>
+      <w:proofErr w:type="spellEnd"/>
+      <w:proofErr w:type="gramStart"/>
+      <w:r>
+        <w:t>) ;</w:t>
+      </w:r>
+      <w:proofErr w:type="gramEnd"/>
+    </w:p>
+    <w:p>
+      <w:pPr>
+        <w:spacing w:after="0"/>
+      </w:pPr>
+      <w:r>
+        <w:tab/>
+      </w:r>
+      <w:r>
+        <w:tab/>
+      </w:r>
+      <w:proofErr w:type="spellStart"/>
+      <w:r>
+        <w:t>CustomerDTO</w:t>
+      </w:r>
+      <w:proofErr w:type="spellEnd"/>
+      <w:r>
+        <w:t xml:space="preserve"> </w:t>
+      </w:r>
+      <w:proofErr w:type="spellStart"/>
+      <w:r>
+        <w:t>custDTO</w:t>
+      </w:r>
+      <w:proofErr w:type="spellEnd"/>
+      <w:r>
+        <w:t xml:space="preserve"> = </w:t>
+      </w:r>
+      <w:proofErr w:type="spellStart"/>
+      <w:r>
+        <w:t>custService.getCustomerProfile</w:t>
+      </w:r>
+      <w:proofErr w:type="spellEnd"/>
+      <w:r>
+        <w:t>(</w:t>
+      </w:r>
+      <w:proofErr w:type="spellStart"/>
+      <w:r>
+        <w:t>phoneNo</w:t>
+      </w:r>
+      <w:proofErr w:type="spellEnd"/>
+      <w:proofErr w:type="gramStart"/>
+      <w:r>
+        <w:t>) ;</w:t>
+      </w:r>
+      <w:proofErr w:type="gramEnd"/>
     </w:p>
     <w:p>
       <w:pPr>
@@ -1142,31 +1476,136 @@
       </w:r>
       <w:r>
         <w:tab/>
-        <w:t>PlanDTO planDTO = new RestTemplate().getForObject(planUri + custDTO.getCurrentPlan().getPlanId(), PlanDTO.class) ;</w:t>
-      </w:r>
-    </w:p>
-    <w:p>
-      <w:pPr>
-        <w:spacing w:after="0"/>
-      </w:pPr>
-      <w:r>
-        <w:tab/>
-      </w:r>
-      <w:r>
-        <w:tab/>
-        <w:t>List&lt;ServiceInstance&gt; planInstance=client.getInstances("infytel-plan");</w:t>
-      </w:r>
-    </w:p>
-    <w:p>
-      <w:pPr>
-        <w:spacing w:after="0"/>
-      </w:pPr>
-      <w:r>
-        <w:tab/>
-      </w:r>
-      <w:r>
-        <w:tab/>
-      </w:r>
+      </w:r>
+      <w:proofErr w:type="spellStart"/>
+      <w:r>
+        <w:t>PlanDTO</w:t>
+      </w:r>
+      <w:proofErr w:type="spellEnd"/>
+      <w:r>
+        <w:t xml:space="preserve"> </w:t>
+      </w:r>
+      <w:proofErr w:type="spellStart"/>
+      <w:r>
+        <w:t>planDTO</w:t>
+      </w:r>
+      <w:proofErr w:type="spellEnd"/>
+      <w:r>
+        <w:t xml:space="preserve"> = new </w:t>
+      </w:r>
+      <w:proofErr w:type="spellStart"/>
+      <w:proofErr w:type="gramStart"/>
+      <w:r>
+        <w:t>RestTemplate</w:t>
+      </w:r>
+      <w:proofErr w:type="spellEnd"/>
+      <w:r>
+        <w:t>().</w:t>
+      </w:r>
+      <w:proofErr w:type="spellStart"/>
+      <w:r>
+        <w:t>getForObject</w:t>
+      </w:r>
+      <w:proofErr w:type="spellEnd"/>
+      <w:proofErr w:type="gramEnd"/>
+      <w:r>
+        <w:t>(</w:t>
+      </w:r>
+      <w:proofErr w:type="spellStart"/>
+      <w:r>
+        <w:t>planUri</w:t>
+      </w:r>
+      <w:proofErr w:type="spellEnd"/>
+      <w:r>
+        <w:t xml:space="preserve"> + </w:t>
+      </w:r>
+      <w:proofErr w:type="spellStart"/>
+      <w:r>
+        <w:t>custDTO.getCurrentPlan</w:t>
+      </w:r>
+      <w:proofErr w:type="spellEnd"/>
+      <w:r>
+        <w:t>(</w:t>
+      </w:r>
+      <w:proofErr w:type="gramStart"/>
+      <w:r>
+        <w:t>).</w:t>
+      </w:r>
+      <w:proofErr w:type="spellStart"/>
+      <w:r>
+        <w:t>getPlanId</w:t>
+      </w:r>
+      <w:proofErr w:type="spellEnd"/>
+      <w:proofErr w:type="gramEnd"/>
+      <w:r>
+        <w:t xml:space="preserve">(), </w:t>
+      </w:r>
+      <w:proofErr w:type="spellStart"/>
+      <w:r>
+        <w:t>PlanDTO.class</w:t>
+      </w:r>
+      <w:proofErr w:type="spellEnd"/>
+      <w:proofErr w:type="gramStart"/>
+      <w:r>
+        <w:t>) ;</w:t>
+      </w:r>
+      <w:proofErr w:type="gramEnd"/>
+    </w:p>
+    <w:p>
+      <w:pPr>
+        <w:spacing w:after="0"/>
+      </w:pPr>
+      <w:r>
+        <w:tab/>
+      </w:r>
+      <w:r>
+        <w:tab/>
+        <w:t>List&lt;</w:t>
+      </w:r>
+      <w:proofErr w:type="spellStart"/>
+      <w:r>
+        <w:t>ServiceInstance</w:t>
+      </w:r>
+      <w:proofErr w:type="spellEnd"/>
+      <w:r>
+        <w:t xml:space="preserve">&gt; </w:t>
+      </w:r>
+      <w:proofErr w:type="spellStart"/>
+      <w:r>
+        <w:t>planInstance</w:t>
+      </w:r>
+      <w:proofErr w:type="spellEnd"/>
+      <w:r>
+        <w:t>=</w:t>
+      </w:r>
+      <w:proofErr w:type="spellStart"/>
+      <w:r>
+        <w:t>client.getInstances</w:t>
+      </w:r>
+      <w:proofErr w:type="spellEnd"/>
+      <w:r>
+        <w:t>("</w:t>
+      </w:r>
+      <w:proofErr w:type="spellStart"/>
+      <w:r>
+        <w:t>infytel</w:t>
+      </w:r>
+      <w:proofErr w:type="spellEnd"/>
+      <w:r>
+        <w:t>-plan");</w:t>
+      </w:r>
+    </w:p>
+    <w:p>
+      <w:pPr>
+        <w:spacing w:after="0"/>
+      </w:pPr>
+      <w:r>
+        <w:tab/>
+      </w:r>
+      <w:r>
+        <w:tab/>
+      </w:r>
+      <w:proofErr w:type="gramStart"/>
       <w:r>
         <w:rPr>
           <w:b/>
@@ -1175,8 +1614,17 @@
         <w:t>if</w:t>
       </w:r>
       <w:r>
-        <w:t>(planInstance!=</w:t>
-      </w:r>
+        <w:t>(</w:t>
+      </w:r>
+      <w:proofErr w:type="spellStart"/>
+      <w:r>
+        <w:t>planInstance</w:t>
+      </w:r>
+      <w:proofErr w:type="spellEnd"/>
+      <w:r>
+        <w:t>!=</w:t>
+      </w:r>
+      <w:proofErr w:type="gramEnd"/>
       <w:r>
         <w:rPr>
           <w:b/>
@@ -1185,23 +1633,82 @@
         <w:t>null</w:t>
       </w:r>
       <w:r>
-        <w:t xml:space="preserve"> &amp;&amp; !planInstance.isEmpty()) {</w:t>
-      </w:r>
-    </w:p>
-    <w:p>
-      <w:pPr>
-        <w:spacing w:after="0"/>
-      </w:pPr>
-      <w:r>
-        <w:tab/>
-      </w:r>
-      <w:r>
-        <w:tab/>
-      </w:r>
-      <w:r>
-        <w:tab/>
-        <w:t>planUri = planInstance.get(0).getUri().toString() ;</w:t>
-      </w:r>
+        <w:t xml:space="preserve"> &amp;</w:t>
+      </w:r>
+      <w:proofErr w:type="gramStart"/>
+      <w:r>
+        <w:t>&amp; !</w:t>
+      </w:r>
+      <w:proofErr w:type="spellStart"/>
+      <w:proofErr w:type="gramEnd"/>
+      <w:r>
+        <w:t>planInstance.isEmpty</w:t>
+      </w:r>
+      <w:proofErr w:type="spellEnd"/>
+      <w:r>
+        <w:t>()) {</w:t>
+      </w:r>
+    </w:p>
+    <w:p>
+      <w:pPr>
+        <w:spacing w:after="0"/>
+      </w:pPr>
+      <w:r>
+        <w:tab/>
+      </w:r>
+      <w:r>
+        <w:tab/>
+      </w:r>
+      <w:r>
+        <w:tab/>
+      </w:r>
+      <w:proofErr w:type="spellStart"/>
+      <w:r>
+        <w:t>planUri</w:t>
+      </w:r>
+      <w:proofErr w:type="spellEnd"/>
+      <w:r>
+        <w:t xml:space="preserve"> = </w:t>
+      </w:r>
+      <w:proofErr w:type="spellStart"/>
+      <w:r>
+        <w:t>planInstance.get</w:t>
+      </w:r>
+      <w:proofErr w:type="spellEnd"/>
+      <w:r>
+        <w:t>(0</w:t>
+      </w:r>
+      <w:proofErr w:type="gramStart"/>
+      <w:r>
+        <w:t>).</w:t>
+      </w:r>
+      <w:proofErr w:type="spellStart"/>
+      <w:r>
+        <w:t>getUri</w:t>
+      </w:r>
+      <w:proofErr w:type="spellEnd"/>
+      <w:proofErr w:type="gramEnd"/>
+      <w:r>
+        <w:t>(</w:t>
+      </w:r>
+      <w:proofErr w:type="gramStart"/>
+      <w:r>
+        <w:t>).</w:t>
+      </w:r>
+      <w:proofErr w:type="spellStart"/>
+      <w:r>
+        <w:t>toString</w:t>
+      </w:r>
+      <w:proofErr w:type="spellEnd"/>
+      <w:proofErr w:type="gramEnd"/>
+      <w:r>
+        <w:t>(</w:t>
+      </w:r>
+      <w:proofErr w:type="gramStart"/>
+      <w:r>
+        <w:t>) ;</w:t>
+      </w:r>
+      <w:proofErr w:type="gramEnd"/>
     </w:p>
     <w:p>
       <w:pPr>
@@ -1224,7 +1731,22 @@
       </w:r>
       <w:r>
         <w:tab/>
-        <w:t xml:space="preserve">PlanDTO planDTO = </w:t>
+      </w:r>
+      <w:proofErr w:type="spellStart"/>
+      <w:r>
+        <w:t>PlanDTO</w:t>
+      </w:r>
+      <w:proofErr w:type="spellEnd"/>
+      <w:r>
+        <w:t xml:space="preserve"> </w:t>
+      </w:r>
+      <w:proofErr w:type="spellStart"/>
+      <w:r>
+        <w:t>planDTO</w:t>
+      </w:r>
+      <w:proofErr w:type="spellEnd"/>
+      <w:r>
+        <w:t xml:space="preserve"> = </w:t>
       </w:r>
       <w:r>
         <w:rPr>
@@ -1234,7 +1756,58 @@
         <w:t>new</w:t>
       </w:r>
       <w:r>
-        <w:t xml:space="preserve"> RestTemplate().getForObject(planUri+"/plans/" + custDTO.getCurrentPlan().getPlanId(), PlanDTO.</w:t>
+        <w:t xml:space="preserve"> </w:t>
+      </w:r>
+      <w:proofErr w:type="spellStart"/>
+      <w:proofErr w:type="gramStart"/>
+      <w:r>
+        <w:t>RestTemplate</w:t>
+      </w:r>
+      <w:proofErr w:type="spellEnd"/>
+      <w:r>
+        <w:t>().</w:t>
+      </w:r>
+      <w:proofErr w:type="spellStart"/>
+      <w:r>
+        <w:t>getForObject</w:t>
+      </w:r>
+      <w:proofErr w:type="spellEnd"/>
+      <w:proofErr w:type="gramEnd"/>
+      <w:r>
+        <w:t>(</w:t>
+      </w:r>
+      <w:proofErr w:type="spellStart"/>
+      <w:r>
+        <w:t>planUri</w:t>
+      </w:r>
+      <w:proofErr w:type="spellEnd"/>
+      <w:r>
+        <w:t xml:space="preserve">+"/plans/" + </w:t>
+      </w:r>
+      <w:proofErr w:type="spellStart"/>
+      <w:r>
+        <w:t>custDTO.getCurrentPlan</w:t>
+      </w:r>
+      <w:proofErr w:type="spellEnd"/>
+      <w:r>
+        <w:t>(</w:t>
+      </w:r>
+      <w:proofErr w:type="gramStart"/>
+      <w:r>
+        <w:t>).</w:t>
+      </w:r>
+      <w:proofErr w:type="spellStart"/>
+      <w:r>
+        <w:t>getPlanId</w:t>
+      </w:r>
+      <w:proofErr w:type="spellEnd"/>
+      <w:proofErr w:type="gramEnd"/>
+      <w:r>
+        <w:t xml:space="preserve">(), </w:t>
+      </w:r>
+      <w:proofErr w:type="spellStart"/>
+      <w:r>
+        <w:t>PlanDTO.</w:t>
       </w:r>
       <w:r>
         <w:rPr>
@@ -1243,32 +1816,58 @@
         </w:rPr>
         <w:t>class</w:t>
       </w:r>
+      <w:proofErr w:type="spellEnd"/>
+      <w:proofErr w:type="gramStart"/>
       <w:r>
         <w:t>) ;</w:t>
       </w:r>
-    </w:p>
-    <w:p>
-      <w:pPr>
-        <w:spacing w:after="0"/>
-      </w:pPr>
-      <w:r>
-        <w:tab/>
-      </w:r>
-      <w:r>
-        <w:tab/>
-        <w:t>custDTO.setCurrentPlan(planDTO);</w:t>
-      </w:r>
-    </w:p>
-    <w:p>
-      <w:pPr>
-        <w:spacing w:after="0"/>
-      </w:pPr>
-      <w:r>
-        <w:tab/>
-      </w:r>
-      <w:r>
-        <w:tab/>
-        <w:t>logger.info(planDTO);</w:t>
+      <w:proofErr w:type="gramEnd"/>
+    </w:p>
+    <w:p>
+      <w:pPr>
+        <w:spacing w:after="0"/>
+      </w:pPr>
+      <w:r>
+        <w:tab/>
+      </w:r>
+      <w:r>
+        <w:tab/>
+      </w:r>
+      <w:proofErr w:type="spellStart"/>
+      <w:r>
+        <w:t>custDTO.setCurrentPlan</w:t>
+      </w:r>
+      <w:proofErr w:type="spellEnd"/>
+      <w:r>
+        <w:t>(</w:t>
+      </w:r>
+      <w:proofErr w:type="spellStart"/>
+      <w:r>
+        <w:t>planDTO</w:t>
+      </w:r>
+      <w:proofErr w:type="spellEnd"/>
+      <w:r>
+        <w:t>);</w:t>
+      </w:r>
+    </w:p>
+    <w:p>
+      <w:pPr>
+        <w:spacing w:after="0"/>
+      </w:pPr>
+      <w:r>
+        <w:tab/>
+      </w:r>
+      <w:r>
+        <w:tab/>
+        <w:t>logger.info(</w:t>
+      </w:r>
+      <w:proofErr w:type="spellStart"/>
+      <w:r>
+        <w:t>planDTO</w:t>
+      </w:r>
+      <w:proofErr w:type="spellEnd"/>
+      <w:r>
+        <w:t>);</w:t>
       </w:r>
     </w:p>
     <w:p>
@@ -1307,47 +1906,169 @@
       </w:r>
       <w:r>
         <w:tab/>
-        <w:t>List&lt;Long&gt; friends = new RestTemplate().getForObject(friendUri+phoneNo+"/friends",List.class);</w:t>
-      </w:r>
-    </w:p>
-    <w:p>
-      <w:pPr>
-        <w:spacing w:after="0"/>
-      </w:pPr>
-      <w:r>
-        <w:tab/>
-      </w:r>
-      <w:r>
-        <w:tab/>
-        <w:t>/*List&lt;ServiceInstance&gt; friendInstance=client.getInstances("infytel-friend-family");</w:t>
-      </w:r>
-    </w:p>
-    <w:p>
-      <w:pPr>
-        <w:spacing w:after="0"/>
-      </w:pPr>
-      <w:r>
-        <w:tab/>
-      </w:r>
-      <w:r>
-        <w:tab/>
-        <w:t>if(friendInstance!=null &amp;&amp; !friendInstance.isEmpty()) {</w:t>
-      </w:r>
-    </w:p>
-    <w:p>
-      <w:pPr>
-        <w:spacing w:after="0"/>
-      </w:pPr>
-      <w:r>
-        <w:tab/>
-      </w:r>
-      <w:r>
-        <w:tab/>
-      </w:r>
-      <w:r>
-        <w:tab/>
-        <w:t>friendUri = friendInstance.get(0).getUri().toString() ;</w:t>
-      </w:r>
+        <w:t>List&lt;Long&gt; friends = new RestTemplate(</w:t>
+      </w:r>
+      <w:proofErr w:type="gramStart"/>
+      <w:r>
+        <w:t>).getForObject</w:t>
+      </w:r>
+      <w:proofErr w:type="gramEnd"/>
+      <w:r>
+        <w:t>(friendUri+phoneNo+"/friends</w:t>
+      </w:r>
+      <w:proofErr w:type="gramStart"/>
+      <w:r>
+        <w:t>",List.class</w:t>
+      </w:r>
+      <w:proofErr w:type="gramEnd"/>
+      <w:r>
+        <w:t>);</w:t>
+      </w:r>
+    </w:p>
+    <w:p>
+      <w:pPr>
+        <w:spacing w:after="0"/>
+      </w:pPr>
+      <w:r>
+        <w:tab/>
+      </w:r>
+      <w:r>
+        <w:tab/>
+        <w:t>/*List&lt;</w:t>
+      </w:r>
+      <w:proofErr w:type="spellStart"/>
+      <w:r>
+        <w:t>ServiceInstance</w:t>
+      </w:r>
+      <w:proofErr w:type="spellEnd"/>
+      <w:r>
+        <w:t xml:space="preserve">&gt; </w:t>
+      </w:r>
+      <w:proofErr w:type="spellStart"/>
+      <w:r>
+        <w:t>friendInstance</w:t>
+      </w:r>
+      <w:proofErr w:type="spellEnd"/>
+      <w:r>
+        <w:t>=</w:t>
+      </w:r>
+      <w:proofErr w:type="spellStart"/>
+      <w:r>
+        <w:t>client.getInstances</w:t>
+      </w:r>
+      <w:proofErr w:type="spellEnd"/>
+      <w:r>
+        <w:t>("</w:t>
+      </w:r>
+      <w:proofErr w:type="spellStart"/>
+      <w:r>
+        <w:t>infytel</w:t>
+      </w:r>
+      <w:proofErr w:type="spellEnd"/>
+      <w:r>
+        <w:t>-friend-family");</w:t>
+      </w:r>
+    </w:p>
+    <w:p>
+      <w:pPr>
+        <w:spacing w:after="0"/>
+      </w:pPr>
+      <w:r>
+        <w:tab/>
+      </w:r>
+      <w:r>
+        <w:tab/>
+      </w:r>
+      <w:proofErr w:type="gramStart"/>
+      <w:r>
+        <w:t>if(</w:t>
+      </w:r>
+      <w:proofErr w:type="spellStart"/>
+      <w:r>
+        <w:t>friendInstance</w:t>
+      </w:r>
+      <w:proofErr w:type="spellEnd"/>
+      <w:r>
+        <w:t>!=</w:t>
+      </w:r>
+      <w:proofErr w:type="gramEnd"/>
+      <w:r>
+        <w:t>null &amp;</w:t>
+      </w:r>
+      <w:proofErr w:type="gramStart"/>
+      <w:r>
+        <w:t>&amp; !</w:t>
+      </w:r>
+      <w:proofErr w:type="spellStart"/>
+      <w:proofErr w:type="gramEnd"/>
+      <w:r>
+        <w:t>friendInstance.isEmpty</w:t>
+      </w:r>
+      <w:proofErr w:type="spellEnd"/>
+      <w:r>
+        <w:t>()) {</w:t>
+      </w:r>
+    </w:p>
+    <w:p>
+      <w:pPr>
+        <w:spacing w:after="0"/>
+      </w:pPr>
+      <w:r>
+        <w:tab/>
+      </w:r>
+      <w:r>
+        <w:tab/>
+      </w:r>
+      <w:r>
+        <w:tab/>
+      </w:r>
+      <w:proofErr w:type="spellStart"/>
+      <w:r>
+        <w:t>friendUri</w:t>
+      </w:r>
+      <w:proofErr w:type="spellEnd"/>
+      <w:r>
+        <w:t xml:space="preserve"> = </w:t>
+      </w:r>
+      <w:proofErr w:type="spellStart"/>
+      <w:r>
+        <w:t>friendInstance.get</w:t>
+      </w:r>
+      <w:proofErr w:type="spellEnd"/>
+      <w:r>
+        <w:t>(0</w:t>
+      </w:r>
+      <w:proofErr w:type="gramStart"/>
+      <w:r>
+        <w:t>).</w:t>
+      </w:r>
+      <w:proofErr w:type="spellStart"/>
+      <w:r>
+        <w:t>getUri</w:t>
+      </w:r>
+      <w:proofErr w:type="spellEnd"/>
+      <w:proofErr w:type="gramEnd"/>
+      <w:r>
+        <w:t>(</w:t>
+      </w:r>
+      <w:proofErr w:type="gramStart"/>
+      <w:r>
+        <w:t>).</w:t>
+      </w:r>
+      <w:proofErr w:type="spellStart"/>
+      <w:r>
+        <w:t>toString</w:t>
+      </w:r>
+      <w:proofErr w:type="spellEnd"/>
+      <w:proofErr w:type="gramEnd"/>
+      <w:r>
+        <w:t>(</w:t>
+      </w:r>
+      <w:proofErr w:type="gramStart"/>
+      <w:r>
+        <w:t>) ;</w:t>
+      </w:r>
+      <w:proofErr w:type="gramEnd"/>
     </w:p>
     <w:p>
       <w:pPr>
@@ -1370,19 +2091,39 @@
       </w:r>
       <w:r>
         <w:tab/>
-        <w:t>List&lt;Integer&gt; friends = new RestTemplate().getForObject(friendUri+"/customers/"+phoneNo+"/friends",List.class);*/</w:t>
-      </w:r>
-    </w:p>
-    <w:p>
-      <w:pPr>
-        <w:spacing w:after="0"/>
-      </w:pPr>
-      <w:r>
-        <w:tab/>
-      </w:r>
-      <w:r>
-        <w:tab/>
-        <w:t>List&lt;Integer&gt; friends = restTemplate.getForObject("http://infytel-friend-family/customers/"+phoneNo+"/friends", List.</w:t>
+        <w:t>List&lt;Integer&gt; friends = new RestTemplate(</w:t>
+      </w:r>
+      <w:proofErr w:type="gramStart"/>
+      <w:r>
+        <w:t>).getForObject</w:t>
+      </w:r>
+      <w:proofErr w:type="gramEnd"/>
+      <w:r>
+        <w:t>(friendUri+"/customers/"+phoneNo+"/friends</w:t>
+      </w:r>
+      <w:proofErr w:type="gramStart"/>
+      <w:r>
+        <w:t>",List.class);*</w:t>
+      </w:r>
+      <w:proofErr w:type="gramEnd"/>
+      <w:r>
+        <w:t>/</w:t>
+      </w:r>
+    </w:p>
+    <w:p>
+      <w:pPr>
+        <w:spacing w:after="0"/>
+      </w:pPr>
+      <w:r>
+        <w:tab/>
+      </w:r>
+      <w:r>
+        <w:tab/>
+        <w:t xml:space="preserve">List&lt;Integer&gt; friends = restTemplate.getForObject("http://infytel-friend-family/customers/"+phoneNo+"/friends", </w:t>
+      </w:r>
+      <w:proofErr w:type="spellStart"/>
+      <w:r>
+        <w:t>List.</w:t>
       </w:r>
       <w:r>
         <w:rPr>
@@ -1391,32 +2132,81 @@
         </w:rPr>
         <w:t>class</w:t>
       </w:r>
+      <w:proofErr w:type="spellEnd"/>
+      <w:proofErr w:type="gramStart"/>
       <w:r>
         <w:t>) ;</w:t>
       </w:r>
-    </w:p>
-    <w:p>
-      <w:pPr>
-        <w:spacing w:after="0"/>
-      </w:pPr>
-      <w:r>
-        <w:tab/>
-      </w:r>
-      <w:r>
-        <w:tab/>
-        <w:t>logger.info(" Retrieved :::::: "+ friends) ;</w:t>
-      </w:r>
-    </w:p>
-    <w:p>
-      <w:pPr>
-        <w:spacing w:after="0"/>
-      </w:pPr>
-      <w:r>
-        <w:tab/>
-      </w:r>
-      <w:r>
-        <w:tab/>
-        <w:t>List&lt;Long&gt; friendsList= friends.stream().map(f-&gt; {</w:t>
+      <w:proofErr w:type="gramEnd"/>
+    </w:p>
+    <w:p>
+      <w:pPr>
+        <w:spacing w:after="0"/>
+      </w:pPr>
+      <w:r>
+        <w:tab/>
+      </w:r>
+      <w:r>
+        <w:tab/>
+      </w:r>
+      <w:proofErr w:type="gramStart"/>
+      <w:r>
+        <w:t>logger.info(</w:t>
+      </w:r>
+      <w:proofErr w:type="gramEnd"/>
+      <w:r>
+        <w:t xml:space="preserve">" </w:t>
+      </w:r>
+      <w:proofErr w:type="gramStart"/>
+      <w:r>
+        <w:t>Retrieved :</w:t>
+      </w:r>
+      <w:proofErr w:type="gramEnd"/>
+      <w:r>
+        <w:t>::::: "+ friends</w:t>
+      </w:r>
+      <w:proofErr w:type="gramStart"/>
+      <w:r>
+        <w:t>) ;</w:t>
+      </w:r>
+      <w:proofErr w:type="gramEnd"/>
+    </w:p>
+    <w:p>
+      <w:pPr>
+        <w:spacing w:after="0"/>
+      </w:pPr>
+      <w:r>
+        <w:tab/>
+      </w:r>
+      <w:r>
+        <w:tab/>
+        <w:t xml:space="preserve">List&lt;Long&gt; </w:t>
+      </w:r>
+      <w:proofErr w:type="spellStart"/>
+      <w:r>
+        <w:t>friendsList</w:t>
+      </w:r>
+      <w:proofErr w:type="spellEnd"/>
+      <w:r>
+        <w:t xml:space="preserve">= </w:t>
+      </w:r>
+      <w:proofErr w:type="spellStart"/>
+      <w:proofErr w:type="gramStart"/>
+      <w:r>
+        <w:t>friends.stream</w:t>
+      </w:r>
+      <w:proofErr w:type="spellEnd"/>
+      <w:proofErr w:type="gramEnd"/>
+      <w:r>
+        <w:t>(</w:t>
+      </w:r>
+      <w:proofErr w:type="gramStart"/>
+      <w:r>
+        <w:t>).map</w:t>
+      </w:r>
+      <w:proofErr w:type="gramEnd"/>
+      <w:r>
+        <w:t>(f-&gt; {</w:t>
       </w:r>
       <w:r>
         <w:rPr>
@@ -1426,7 +2216,11 @@
         <w:t>return</w:t>
       </w:r>
       <w:r>
-        <w:t xml:space="preserve"> Long.</w:t>
+        <w:t xml:space="preserve"> </w:t>
+      </w:r>
+      <w:proofErr w:type="spellStart"/>
+      <w:r>
+        <w:t>Long.</w:t>
       </w:r>
       <w:r>
         <w:rPr>
@@ -1435,8 +2229,21 @@
         </w:rPr>
         <w:t>valueOf</w:t>
       </w:r>
-      <w:r>
-        <w:t>(f) ;}).collect(Collectors.</w:t>
+      <w:proofErr w:type="spellEnd"/>
+      <w:r>
+        <w:t>(f</w:t>
+      </w:r>
+      <w:proofErr w:type="gramStart"/>
+      <w:r>
+        <w:t>) ;}).collect</w:t>
+      </w:r>
+      <w:proofErr w:type="gramEnd"/>
+      <w:r>
+        <w:t>(</w:t>
+      </w:r>
+      <w:proofErr w:type="spellStart"/>
+      <w:r>
+        <w:t>Collectors.</w:t>
       </w:r>
       <w:r>
         <w:rPr>
@@ -1445,44 +2252,112 @@
         </w:rPr>
         <w:t>toList</w:t>
       </w:r>
-      <w:r>
-        <w:t>()) ;</w:t>
-      </w:r>
-    </w:p>
-    <w:p>
-      <w:pPr>
-        <w:spacing w:after="0"/>
-      </w:pPr>
-      <w:r>
-        <w:tab/>
-      </w:r>
-      <w:r>
-        <w:tab/>
-        <w:t>logger.info("friendsList :" + friendsList) ;</w:t>
-      </w:r>
-    </w:p>
-    <w:p>
-      <w:pPr>
-        <w:spacing w:after="0"/>
-      </w:pPr>
-      <w:r>
-        <w:tab/>
-      </w:r>
-      <w:r>
-        <w:tab/>
-        <w:t>custDTO.setFriendAndFamily(friendsList) ;</w:t>
-      </w:r>
-    </w:p>
-    <w:p>
-      <w:pPr>
-        <w:spacing w:after="0"/>
-      </w:pPr>
-      <w:r>
-        <w:tab/>
-      </w:r>
-      <w:r>
-        <w:tab/>
-        <w:t>logger.info("About to return DTO: " + custDTO);</w:t>
+      <w:proofErr w:type="spellEnd"/>
+      <w:r>
+        <w:t>()</w:t>
+      </w:r>
+      <w:proofErr w:type="gramStart"/>
+      <w:r>
+        <w:t>) ;</w:t>
+      </w:r>
+      <w:proofErr w:type="gramEnd"/>
+    </w:p>
+    <w:p>
+      <w:pPr>
+        <w:spacing w:after="0"/>
+      </w:pPr>
+      <w:r>
+        <w:tab/>
+      </w:r>
+      <w:r>
+        <w:tab/>
+      </w:r>
+      <w:proofErr w:type="gramStart"/>
+      <w:r>
+        <w:t>logger.info(</w:t>
+      </w:r>
+      <w:proofErr w:type="gramEnd"/>
+      <w:r>
+        <w:t>"</w:t>
+      </w:r>
+      <w:proofErr w:type="spellStart"/>
+      <w:proofErr w:type="gramStart"/>
+      <w:r>
+        <w:t>friendsList</w:t>
+      </w:r>
+      <w:proofErr w:type="spellEnd"/>
+      <w:r>
+        <w:t xml:space="preserve"> :</w:t>
+      </w:r>
+      <w:proofErr w:type="gramEnd"/>
+      <w:r>
+        <w:t xml:space="preserve">" + </w:t>
+      </w:r>
+      <w:proofErr w:type="spellStart"/>
+      <w:r>
+        <w:t>friendsList</w:t>
+      </w:r>
+      <w:proofErr w:type="spellEnd"/>
+      <w:proofErr w:type="gramStart"/>
+      <w:r>
+        <w:t>) ;</w:t>
+      </w:r>
+      <w:proofErr w:type="gramEnd"/>
+    </w:p>
+    <w:p>
+      <w:pPr>
+        <w:spacing w:after="0"/>
+      </w:pPr>
+      <w:r>
+        <w:tab/>
+      </w:r>
+      <w:r>
+        <w:tab/>
+      </w:r>
+      <w:proofErr w:type="spellStart"/>
+      <w:r>
+        <w:t>custDTO.setFriendAndFamily</w:t>
+      </w:r>
+      <w:proofErr w:type="spellEnd"/>
+      <w:r>
+        <w:t>(</w:t>
+      </w:r>
+      <w:proofErr w:type="spellStart"/>
+      <w:r>
+        <w:t>friendsList</w:t>
+      </w:r>
+      <w:proofErr w:type="spellEnd"/>
+      <w:proofErr w:type="gramStart"/>
+      <w:r>
+        <w:t>) ;</w:t>
+      </w:r>
+      <w:proofErr w:type="gramEnd"/>
+    </w:p>
+    <w:p>
+      <w:pPr>
+        <w:spacing w:after="0"/>
+      </w:pPr>
+      <w:r>
+        <w:tab/>
+      </w:r>
+      <w:r>
+        <w:tab/>
+      </w:r>
+      <w:proofErr w:type="gramStart"/>
+      <w:r>
+        <w:t>logger.info(</w:t>
+      </w:r>
+      <w:proofErr w:type="gramEnd"/>
+      <w:r>
+        <w:t xml:space="preserve">"About to return DTO: " + </w:t>
+      </w:r>
+      <w:proofErr w:type="spellStart"/>
+      <w:r>
+        <w:t>custDTO</w:t>
+      </w:r>
+      <w:proofErr w:type="spellEnd"/>
+      <w:r>
+        <w:t>);</w:t>
       </w:r>
     </w:p>
     <w:p>
@@ -1503,8 +2378,18 @@
         <w:t>return</w:t>
       </w:r>
       <w:r>
-        <w:t xml:space="preserve"> custDTO ;</w:t>
-      </w:r>
+        <w:t xml:space="preserve"> </w:t>
+      </w:r>
+      <w:proofErr w:type="spellStart"/>
+      <w:proofErr w:type="gramStart"/>
+      <w:r>
+        <w:t>custDTO</w:t>
+      </w:r>
+      <w:proofErr w:type="spellEnd"/>
+      <w:r>
+        <w:t xml:space="preserve"> ;</w:t>
+      </w:r>
+      <w:proofErr w:type="gramEnd"/>
     </w:p>
     <w:p>
       <w:pPr>
@@ -1528,8 +2413,13 @@
         <w:spacing w:after="0"/>
       </w:pPr>
       <w:r>
-        <w:t>Create the fallback method :</w:t>
-      </w:r>
+        <w:t xml:space="preserve">Create the fallback </w:t>
+      </w:r>
+      <w:proofErr w:type="gramStart"/>
+      <w:r>
+        <w:t>method :</w:t>
+      </w:r>
+      <w:proofErr w:type="gramEnd"/>
     </w:p>
     <w:p>
       <w:pPr>
@@ -1588,28 +2478,58 @@
         <w:t>public</w:t>
       </w:r>
       <w:r>
-        <w:t xml:space="preserve"> CustomerDTO </w:t>
-      </w:r>
+        <w:t xml:space="preserve"> </w:t>
+      </w:r>
+      <w:proofErr w:type="spellStart"/>
+      <w:r>
+        <w:t>CustomerDTO</w:t>
+      </w:r>
+      <w:proofErr w:type="spellEnd"/>
+      <w:r>
+        <w:t xml:space="preserve"> </w:t>
+      </w:r>
+      <w:proofErr w:type="spellStart"/>
+      <w:proofErr w:type="gramStart"/>
       <w:r>
         <w:rPr>
           <w:highlight w:val="yellow"/>
         </w:rPr>
         <w:t>getCustomerProfileFallback</w:t>
       </w:r>
-      <w:r>
-        <w:t>(Long pnoneNo, Throwable throwable) {</w:t>
-      </w:r>
-    </w:p>
-    <w:p>
-      <w:pPr>
-        <w:spacing w:after="0"/>
-      </w:pPr>
-      <w:r>
-        <w:tab/>
-      </w:r>
-      <w:r>
-        <w:tab/>
-        <w:t>logger.info("=========== FALLBACK ==============");</w:t>
+      <w:proofErr w:type="spellEnd"/>
+      <w:r>
+        <w:t>(</w:t>
+      </w:r>
+      <w:proofErr w:type="gramEnd"/>
+      <w:r>
+        <w:t xml:space="preserve">Long </w:t>
+      </w:r>
+      <w:proofErr w:type="spellStart"/>
+      <w:r>
+        <w:t>pnoneNo</w:t>
+      </w:r>
+      <w:proofErr w:type="spellEnd"/>
+      <w:r>
+        <w:t>, Throwable throwable) {</w:t>
+      </w:r>
+    </w:p>
+    <w:p>
+      <w:pPr>
+        <w:spacing w:after="0"/>
+      </w:pPr>
+      <w:r>
+        <w:tab/>
+      </w:r>
+      <w:r>
+        <w:tab/>
+      </w:r>
+      <w:proofErr w:type="gramStart"/>
+      <w:r>
+        <w:t>logger.info(</w:t>
+      </w:r>
+      <w:proofErr w:type="gramEnd"/>
+      <w:r>
+        <w:t>"=========== FALLBACK ==============");</w:t>
       </w:r>
     </w:p>
     <w:p>
@@ -1640,7 +2560,20 @@
         <w:t>new</w:t>
       </w:r>
       <w:r>
-        <w:t xml:space="preserve"> CustomerDTO();</w:t>
+        <w:t xml:space="preserve"> </w:t>
+      </w:r>
+      <w:proofErr w:type="spellStart"/>
+      <w:proofErr w:type="gramStart"/>
+      <w:r>
+        <w:t>CustomerDTO</w:t>
+      </w:r>
+      <w:proofErr w:type="spellEnd"/>
+      <w:r>
+        <w:t>(</w:t>
+      </w:r>
+      <w:proofErr w:type="gramEnd"/>
+      <w:r>
+        <w:t>);</w:t>
       </w:r>
     </w:p>
     <w:p>
@@ -1662,7 +2595,15 @@
         <w:spacing w:after="0"/>
       </w:pPr>
       <w:r>
-        <w:t>That’s it. Now if there is any issue in the method the getCustomerProfileFallback will act as the fallback method.</w:t>
+        <w:t xml:space="preserve">That’s it. Now if there is any issue in the method the </w:t>
+      </w:r>
+      <w:proofErr w:type="spellStart"/>
+      <w:r>
+        <w:t>getCustomerProfileFallback</w:t>
+      </w:r>
+      <w:proofErr w:type="spellEnd"/>
+      <w:r>
+        <w:t xml:space="preserve"> will act as the fallback method.</w:t>
       </w:r>
     </w:p>
     <w:p>
@@ -1681,76 +2622,128 @@
         <w:rPr>
           <w:u w:val="single"/>
         </w:rPr>
-        <w:t>/customers/v4/{phoneNo}</w:t>
-      </w:r>
-    </w:p>
-    <w:p>
-      <w:pPr>
-        <w:spacing w:after="0"/>
-      </w:pPr>
-      <w:r>
-        <w:t>Is the API created infytel-customer Service.</w:t>
-      </w:r>
-    </w:p>
-    <w:p>
-      <w:pPr>
-        <w:spacing w:after="0"/>
-      </w:pPr>
-    </w:p>
-    <w:p>
-      <w:pPr>
-        <w:spacing w:after="0"/>
-      </w:pPr>
-    </w:p>
-    <w:p>
-      <w:pPr>
-        <w:spacing w:after="0"/>
-      </w:pPr>
-    </w:p>
-    <w:p>
-      <w:pPr>
-        <w:spacing w:after="0"/>
-      </w:pPr>
-    </w:p>
-    <w:p>
-      <w:pPr>
-        <w:spacing w:after="0"/>
-      </w:pPr>
-    </w:p>
-    <w:p>
-      <w:pPr>
-        <w:spacing w:after="0"/>
-      </w:pPr>
-    </w:p>
-    <w:p>
-      <w:pPr>
-        <w:spacing w:after="0"/>
-      </w:pPr>
-    </w:p>
-    <w:p>
-      <w:pPr>
-        <w:spacing w:after="0"/>
-      </w:pPr>
-    </w:p>
-    <w:p>
-      <w:pPr>
-        <w:spacing w:after="0"/>
-      </w:pPr>
-      <w:r>
-        <w:t>Some Cofigurations of Resilience 4j</w:t>
-      </w:r>
-    </w:p>
-    <w:p>
-      <w:pPr>
-        <w:spacing w:after="0"/>
-      </w:pPr>
-    </w:p>
-    <w:p>
-      <w:pPr>
-        <w:spacing w:after="0"/>
-      </w:pPr>
-      <w:r>
-        <w:t xml:space="preserve">Resilience4j, a CircuitBreaker can use either a </w:t>
+        <w:t>/</w:t>
+      </w:r>
+      <w:proofErr w:type="gramStart"/>
+      <w:r>
+        <w:rPr>
+          <w:u w:val="single"/>
+        </w:rPr>
+        <w:t>customers</w:t>
+      </w:r>
+      <w:proofErr w:type="gramEnd"/>
+      <w:r>
+        <w:rPr>
+          <w:u w:val="single"/>
+        </w:rPr>
+        <w:t>/v4/{</w:t>
+      </w:r>
+      <w:proofErr w:type="spellStart"/>
+      <w:r>
+        <w:rPr>
+          <w:u w:val="single"/>
+        </w:rPr>
+        <w:t>phoneNo</w:t>
+      </w:r>
+      <w:proofErr w:type="spellEnd"/>
+      <w:r>
+        <w:rPr>
+          <w:u w:val="single"/>
+        </w:rPr>
+        <w:t>}</w:t>
+      </w:r>
+    </w:p>
+    <w:p>
+      <w:pPr>
+        <w:spacing w:after="0"/>
+      </w:pPr>
+      <w:r>
+        <w:t xml:space="preserve">Is the API created </w:t>
+      </w:r>
+      <w:proofErr w:type="spellStart"/>
+      <w:r>
+        <w:t>infytel</w:t>
+      </w:r>
+      <w:proofErr w:type="spellEnd"/>
+      <w:r>
+        <w:t>-customer Service.</w:t>
+      </w:r>
+    </w:p>
+    <w:p>
+      <w:pPr>
+        <w:spacing w:after="0"/>
+      </w:pPr>
+    </w:p>
+    <w:p>
+      <w:pPr>
+        <w:spacing w:after="0"/>
+      </w:pPr>
+    </w:p>
+    <w:p>
+      <w:pPr>
+        <w:spacing w:after="0"/>
+      </w:pPr>
+    </w:p>
+    <w:p>
+      <w:pPr>
+        <w:spacing w:after="0"/>
+      </w:pPr>
+    </w:p>
+    <w:p>
+      <w:pPr>
+        <w:spacing w:after="0"/>
+      </w:pPr>
+    </w:p>
+    <w:p>
+      <w:pPr>
+        <w:spacing w:after="0"/>
+      </w:pPr>
+    </w:p>
+    <w:p>
+      <w:pPr>
+        <w:spacing w:after="0"/>
+      </w:pPr>
+    </w:p>
+    <w:p>
+      <w:pPr>
+        <w:spacing w:after="0"/>
+      </w:pPr>
+    </w:p>
+    <w:p>
+      <w:pPr>
+        <w:spacing w:after="0"/>
+      </w:pPr>
+      <w:r>
+        <w:t xml:space="preserve">Some </w:t>
+      </w:r>
+      <w:proofErr w:type="spellStart"/>
+      <w:r>
+        <w:t>Cofigurations</w:t>
+      </w:r>
+      <w:proofErr w:type="spellEnd"/>
+      <w:r>
+        <w:t xml:space="preserve"> of Resilience 4j</w:t>
+      </w:r>
+    </w:p>
+    <w:p>
+      <w:pPr>
+        <w:spacing w:after="0"/>
+      </w:pPr>
+    </w:p>
+    <w:p>
+      <w:pPr>
+        <w:spacing w:after="0"/>
+      </w:pPr>
+      <w:r>
+        <w:t xml:space="preserve">Resilience4j, a </w:t>
+      </w:r>
+      <w:proofErr w:type="spellStart"/>
+      <w:r>
+        <w:t>CircuitBreaker</w:t>
+      </w:r>
+      <w:proofErr w:type="spellEnd"/>
+      <w:r>
+        <w:t xml:space="preserve"> can use either a </w:t>
       </w:r>
       <w:r>
         <w:rPr>
@@ -1866,8 +2859,33 @@
           <w:b/>
           <w:bCs/>
         </w:rPr>
-        <w:t># CircuitBreaker instance name: myServiceCB</w:t>
-      </w:r>
+        <w:t xml:space="preserve"># </w:t>
+      </w:r>
+      <w:proofErr w:type="spellStart"/>
+      <w:r>
+        <w:rPr>
+          <w:b/>
+          <w:bCs/>
+        </w:rPr>
+        <w:t>CircuitBreaker</w:t>
+      </w:r>
+      <w:proofErr w:type="spellEnd"/>
+      <w:r>
+        <w:rPr>
+          <w:b/>
+          <w:bCs/>
+        </w:rPr>
+        <w:t xml:space="preserve"> instance name: </w:t>
+      </w:r>
+      <w:proofErr w:type="spellStart"/>
+      <w:r>
+        <w:rPr>
+          <w:b/>
+          <w:bCs/>
+        </w:rPr>
+        <w:t>myServiceCB</w:t>
+      </w:r>
+      <w:proofErr w:type="spellEnd"/>
     </w:p>
     <w:p>
       <w:pPr>
@@ -1878,49 +2896,51 @@
           <w:szCs w:val="18"/>
         </w:rPr>
       </w:pPr>
+      <w:proofErr w:type="gramStart"/>
       <w:r>
         <w:rPr>
           <w:rFonts w:ascii="Courier New" w:hAnsi="Courier New" w:cs="Courier New"/>
           <w:sz w:val="18"/>
           <w:szCs w:val="18"/>
         </w:rPr>
-        <w:t>resilience4j.circuitbreaker.instances.myServiceCB.registerHealthIndicator=true</w:t>
-      </w:r>
-    </w:p>
-    <w:p>
-      <w:pPr>
-        <w:spacing w:after="0"/>
+        <w:t>resilience4j.circuitbreaker.instances</w:t>
+      </w:r>
+      <w:proofErr w:type="gramEnd"/>
+      <w:r>
         <w:rPr>
           <w:rFonts w:ascii="Courier New" w:hAnsi="Courier New" w:cs="Courier New"/>
           <w:sz w:val="18"/>
           <w:szCs w:val="18"/>
         </w:rPr>
-      </w:pPr>
-      <w:r>
+        <w:t>.myServiceCB.registerHealthIndicator=true</w:t>
+      </w:r>
+    </w:p>
+    <w:p>
+      <w:pPr>
+        <w:spacing w:after="0"/>
         <w:rPr>
           <w:rFonts w:ascii="Courier New" w:hAnsi="Courier New" w:cs="Courier New"/>
           <w:sz w:val="18"/>
           <w:szCs w:val="18"/>
         </w:rPr>
-        <w:t>resilience4j.circuitbreaker.instances.myServiceCB.slidingWindowType=COUNT_BASED</w:t>
-      </w:r>
-    </w:p>
-    <w:p>
-      <w:pPr>
-        <w:spacing w:after="0"/>
+      </w:pPr>
+      <w:proofErr w:type="gramStart"/>
+      <w:r>
         <w:rPr>
           <w:rFonts w:ascii="Courier New" w:hAnsi="Courier New" w:cs="Courier New"/>
           <w:sz w:val="18"/>
           <w:szCs w:val="18"/>
         </w:rPr>
-      </w:pPr>
+        <w:t>resilience4j.circuitbreaker.instances</w:t>
+      </w:r>
+      <w:proofErr w:type="gramEnd"/>
       <w:r>
         <w:rPr>
           <w:rFonts w:ascii="Courier New" w:hAnsi="Courier New" w:cs="Courier New"/>
           <w:sz w:val="18"/>
           <w:szCs w:val="18"/>
         </w:rPr>
-        <w:t>resilience4j.circuitbreaker.instances.myServiceCB.slidingWindowSize=10   # last 10 calls</w:t>
+        <w:t>.myServiceCB.slidingWindowType=COUNT_BASED</w:t>
       </w:r>
     </w:p>
     <w:p>
@@ -1932,49 +2952,51 @@
           <w:szCs w:val="18"/>
         </w:rPr>
       </w:pPr>
+      <w:proofErr w:type="gramStart"/>
       <w:r>
         <w:rPr>
           <w:rFonts w:ascii="Courier New" w:hAnsi="Courier New" w:cs="Courier New"/>
           <w:sz w:val="18"/>
           <w:szCs w:val="18"/>
         </w:rPr>
-        <w:t>resilience4j.circuitbreaker.instances.myServiceCB.failureRateThreshold=50</w:t>
-      </w:r>
-    </w:p>
-    <w:p>
-      <w:pPr>
-        <w:spacing w:after="0"/>
+        <w:t>resilience4j.circuitbreaker.instances</w:t>
+      </w:r>
+      <w:proofErr w:type="gramEnd"/>
+      <w:r>
         <w:rPr>
           <w:rFonts w:ascii="Courier New" w:hAnsi="Courier New" w:cs="Courier New"/>
           <w:sz w:val="18"/>
           <w:szCs w:val="18"/>
         </w:rPr>
-      </w:pPr>
-      <w:r>
+        <w:t>.myServiceCB.slidingWindowSize=10   # last 10 calls</w:t>
+      </w:r>
+    </w:p>
+    <w:p>
+      <w:pPr>
+        <w:spacing w:after="0"/>
         <w:rPr>
           <w:rFonts w:ascii="Courier New" w:hAnsi="Courier New" w:cs="Courier New"/>
           <w:sz w:val="18"/>
           <w:szCs w:val="18"/>
         </w:rPr>
-        <w:t>resilience4j.circuitbreaker.instances.myServiceCB.minimumNumberOfCalls=5</w:t>
-      </w:r>
-    </w:p>
-    <w:p>
-      <w:pPr>
-        <w:spacing w:after="0"/>
+      </w:pPr>
+      <w:proofErr w:type="gramStart"/>
+      <w:r>
         <w:rPr>
           <w:rFonts w:ascii="Courier New" w:hAnsi="Courier New" w:cs="Courier New"/>
           <w:sz w:val="18"/>
           <w:szCs w:val="18"/>
         </w:rPr>
-      </w:pPr>
+        <w:t>resilience4j.circuitbreaker.instances</w:t>
+      </w:r>
+      <w:proofErr w:type="gramEnd"/>
       <w:r>
         <w:rPr>
           <w:rFonts w:ascii="Courier New" w:hAnsi="Courier New" w:cs="Courier New"/>
           <w:sz w:val="18"/>
           <w:szCs w:val="18"/>
         </w:rPr>
-        <w:t>resilience4j.circuitbreaker.instances.myServiceCB.permittedNumberOfCallsInHalfOpenState=3</w:t>
+        <w:t>.myServiceCB.failureRateThreshold=50</w:t>
       </w:r>
     </w:p>
     <w:p>
@@ -1986,31 +3008,107 @@
           <w:szCs w:val="18"/>
         </w:rPr>
       </w:pPr>
+      <w:proofErr w:type="gramStart"/>
       <w:r>
         <w:rPr>
           <w:rFonts w:ascii="Courier New" w:hAnsi="Courier New" w:cs="Courier New"/>
           <w:sz w:val="18"/>
           <w:szCs w:val="18"/>
         </w:rPr>
-        <w:t>resilience4j.circuitbreaker.instances.myServiceCB.waitDurationInOpenState=10s</w:t>
-      </w:r>
-    </w:p>
-    <w:p>
-      <w:pPr>
-        <w:spacing w:after="0"/>
+        <w:t>resilience4j.circuitbreaker.instances</w:t>
+      </w:r>
+      <w:proofErr w:type="gramEnd"/>
+      <w:r>
         <w:rPr>
           <w:rFonts w:ascii="Courier New" w:hAnsi="Courier New" w:cs="Courier New"/>
           <w:sz w:val="18"/>
           <w:szCs w:val="18"/>
         </w:rPr>
-      </w:pPr>
-      <w:r>
+        <w:t>.myServiceCB.minimumNumberOfCalls=5</w:t>
+      </w:r>
+    </w:p>
+    <w:p>
+      <w:pPr>
+        <w:spacing w:after="0"/>
         <w:rPr>
           <w:rFonts w:ascii="Courier New" w:hAnsi="Courier New" w:cs="Courier New"/>
           <w:sz w:val="18"/>
           <w:szCs w:val="18"/>
         </w:rPr>
-        <w:t>resilience4j.circuitbreaker.instances.myServiceCB.automaticTransitionFromOpenToHalfOpenEnabled=true</w:t>
+      </w:pPr>
+      <w:proofErr w:type="gramStart"/>
+      <w:r>
+        <w:rPr>
+          <w:rFonts w:ascii="Courier New" w:hAnsi="Courier New" w:cs="Courier New"/>
+          <w:sz w:val="18"/>
+          <w:szCs w:val="18"/>
+        </w:rPr>
+        <w:t>resilience4j.circuitbreaker.instances</w:t>
+      </w:r>
+      <w:proofErr w:type="gramEnd"/>
+      <w:r>
+        <w:rPr>
+          <w:rFonts w:ascii="Courier New" w:hAnsi="Courier New" w:cs="Courier New"/>
+          <w:sz w:val="18"/>
+          <w:szCs w:val="18"/>
+        </w:rPr>
+        <w:t>.myServiceCB.permittedNumberOfCallsInHalfOpenState=3</w:t>
+      </w:r>
+    </w:p>
+    <w:p>
+      <w:pPr>
+        <w:spacing w:after="0"/>
+        <w:rPr>
+          <w:rFonts w:ascii="Courier New" w:hAnsi="Courier New" w:cs="Courier New"/>
+          <w:sz w:val="18"/>
+          <w:szCs w:val="18"/>
+        </w:rPr>
+      </w:pPr>
+      <w:proofErr w:type="gramStart"/>
+      <w:r>
+        <w:rPr>
+          <w:rFonts w:ascii="Courier New" w:hAnsi="Courier New" w:cs="Courier New"/>
+          <w:sz w:val="18"/>
+          <w:szCs w:val="18"/>
+        </w:rPr>
+        <w:t>resilience4j.circuitbreaker.instances</w:t>
+      </w:r>
+      <w:proofErr w:type="gramEnd"/>
+      <w:r>
+        <w:rPr>
+          <w:rFonts w:ascii="Courier New" w:hAnsi="Courier New" w:cs="Courier New"/>
+          <w:sz w:val="18"/>
+          <w:szCs w:val="18"/>
+        </w:rPr>
+        <w:t>.myServiceCB.waitDurationInOpenState=10s</w:t>
+      </w:r>
+    </w:p>
+    <w:p>
+      <w:pPr>
+        <w:spacing w:after="0"/>
+        <w:rPr>
+          <w:rFonts w:ascii="Courier New" w:hAnsi="Courier New" w:cs="Courier New"/>
+          <w:sz w:val="18"/>
+          <w:szCs w:val="18"/>
+        </w:rPr>
+      </w:pPr>
+      <w:proofErr w:type="gramStart"/>
+      <w:r>
+        <w:rPr>
+          <w:rFonts w:ascii="Courier New" w:hAnsi="Courier New" w:cs="Courier New"/>
+          <w:sz w:val="18"/>
+          <w:szCs w:val="18"/>
+        </w:rPr>
+        <w:t>resilience4j.circuitbreaker.instances</w:t>
+      </w:r>
+      <w:proofErr w:type="gramEnd"/>
+      <w:r>
+        <w:rPr>
+          <w:rFonts w:ascii="Courier New" w:hAnsi="Courier New" w:cs="Courier New"/>
+          <w:sz w:val="18"/>
+          <w:szCs w:val="18"/>
+        </w:rPr>
+        <w:t>.myServiceCB.automaticTransitionFromOpenToHalfOpenEnabled=true</w:t>
       </w:r>
     </w:p>
     <w:p>
@@ -2105,8 +3203,21 @@
         <w:spacing w:after="0"/>
       </w:pPr>
       <w:r>
-        <w:t># CircuitBreaker instance name: myServiceCB</w:t>
-      </w:r>
+        <w:t xml:space="preserve"># </w:t>
+      </w:r>
+      <w:proofErr w:type="spellStart"/>
+      <w:r>
+        <w:t>CircuitBreaker</w:t>
+      </w:r>
+      <w:proofErr w:type="spellEnd"/>
+      <w:r>
+        <w:t xml:space="preserve"> instance name: </w:t>
+      </w:r>
+      <w:proofErr w:type="spellStart"/>
+      <w:r>
+        <w:t>myServiceCB</w:t>
+      </w:r>
+      <w:proofErr w:type="spellEnd"/>
     </w:p>
     <w:p>
       <w:pPr>
@@ -2117,49 +3228,51 @@
           <w:szCs w:val="18"/>
         </w:rPr>
       </w:pPr>
+      <w:proofErr w:type="gramStart"/>
       <w:r>
         <w:rPr>
           <w:rFonts w:ascii="Courier New" w:hAnsi="Courier New" w:cs="Courier New"/>
           <w:sz w:val="18"/>
           <w:szCs w:val="18"/>
         </w:rPr>
-        <w:t>resilience4j.circuitbreaker.instances.myServiceCB.registerHealthIndicator=true</w:t>
-      </w:r>
-    </w:p>
-    <w:p>
-      <w:pPr>
-        <w:spacing w:after="0"/>
+        <w:t>resilience4j.circuitbreaker.instances</w:t>
+      </w:r>
+      <w:proofErr w:type="gramEnd"/>
+      <w:r>
         <w:rPr>
           <w:rFonts w:ascii="Courier New" w:hAnsi="Courier New" w:cs="Courier New"/>
           <w:sz w:val="18"/>
           <w:szCs w:val="18"/>
         </w:rPr>
-      </w:pPr>
-      <w:r>
+        <w:t>.myServiceCB.registerHealthIndicator=true</w:t>
+      </w:r>
+    </w:p>
+    <w:p>
+      <w:pPr>
+        <w:spacing w:after="0"/>
         <w:rPr>
           <w:rFonts w:ascii="Courier New" w:hAnsi="Courier New" w:cs="Courier New"/>
           <w:sz w:val="18"/>
           <w:szCs w:val="18"/>
         </w:rPr>
-        <w:t>resilience4j.circuitbreaker.instances.myServiceCB.slidingWindowType=TIME_BASED</w:t>
-      </w:r>
-    </w:p>
-    <w:p>
-      <w:pPr>
-        <w:spacing w:after="0"/>
+      </w:pPr>
+      <w:proofErr w:type="gramStart"/>
+      <w:r>
         <w:rPr>
           <w:rFonts w:ascii="Courier New" w:hAnsi="Courier New" w:cs="Courier New"/>
           <w:sz w:val="18"/>
           <w:szCs w:val="18"/>
         </w:rPr>
-      </w:pPr>
+        <w:t>resilience4j.circuitbreaker.instances</w:t>
+      </w:r>
+      <w:proofErr w:type="gramEnd"/>
       <w:r>
         <w:rPr>
           <w:rFonts w:ascii="Courier New" w:hAnsi="Courier New" w:cs="Courier New"/>
           <w:sz w:val="18"/>
           <w:szCs w:val="18"/>
         </w:rPr>
-        <w:t>resilience4j.circuitbreaker.instances.myServiceCB.slidingWindowSize=10   # last 10 seconds</w:t>
+        <w:t>.myServiceCB.slidingWindowType=TIME_BASED</w:t>
       </w:r>
     </w:p>
     <w:p>
@@ -2171,49 +3284,51 @@
           <w:szCs w:val="18"/>
         </w:rPr>
       </w:pPr>
+      <w:proofErr w:type="gramStart"/>
       <w:r>
         <w:rPr>
           <w:rFonts w:ascii="Courier New" w:hAnsi="Courier New" w:cs="Courier New"/>
           <w:sz w:val="18"/>
           <w:szCs w:val="18"/>
         </w:rPr>
-        <w:t>resilience4j.circuitbreaker.instances.myServiceCB.failureRateThreshold=50</w:t>
-      </w:r>
-    </w:p>
-    <w:p>
-      <w:pPr>
-        <w:spacing w:after="0"/>
+        <w:t>resilience4j.circuitbreaker.instances</w:t>
+      </w:r>
+      <w:proofErr w:type="gramEnd"/>
+      <w:r>
         <w:rPr>
           <w:rFonts w:ascii="Courier New" w:hAnsi="Courier New" w:cs="Courier New"/>
           <w:sz w:val="18"/>
           <w:szCs w:val="18"/>
         </w:rPr>
-      </w:pPr>
-      <w:r>
+        <w:t>.myServiceCB.slidingWindowSize=10   # last 10 seconds</w:t>
+      </w:r>
+    </w:p>
+    <w:p>
+      <w:pPr>
+        <w:spacing w:after="0"/>
         <w:rPr>
           <w:rFonts w:ascii="Courier New" w:hAnsi="Courier New" w:cs="Courier New"/>
           <w:sz w:val="18"/>
           <w:szCs w:val="18"/>
         </w:rPr>
-        <w:t>resilience4j.circuitbreaker.instances.myServiceCB.minimumNumberOfCalls=5</w:t>
-      </w:r>
-    </w:p>
-    <w:p>
-      <w:pPr>
-        <w:spacing w:after="0"/>
+      </w:pPr>
+      <w:proofErr w:type="gramStart"/>
+      <w:r>
         <w:rPr>
           <w:rFonts w:ascii="Courier New" w:hAnsi="Courier New" w:cs="Courier New"/>
           <w:sz w:val="18"/>
           <w:szCs w:val="18"/>
         </w:rPr>
-      </w:pPr>
+        <w:t>resilience4j.circuitbreaker.instances</w:t>
+      </w:r>
+      <w:proofErr w:type="gramEnd"/>
       <w:r>
         <w:rPr>
           <w:rFonts w:ascii="Courier New" w:hAnsi="Courier New" w:cs="Courier New"/>
           <w:sz w:val="18"/>
           <w:szCs w:val="18"/>
         </w:rPr>
-        <w:t>resilience4j.circuitbreaker.instances.myServiceCB.slowCallRateThreshold=60</w:t>
+        <w:t>.myServiceCB.failureRateThreshold=50</w:t>
       </w:r>
     </w:p>
     <w:p>
@@ -2225,49 +3340,51 @@
           <w:szCs w:val="18"/>
         </w:rPr>
       </w:pPr>
+      <w:proofErr w:type="gramStart"/>
       <w:r>
         <w:rPr>
           <w:rFonts w:ascii="Courier New" w:hAnsi="Courier New" w:cs="Courier New"/>
           <w:sz w:val="18"/>
           <w:szCs w:val="18"/>
         </w:rPr>
-        <w:t>resilience4j.circuitbreaker.instances.myServiceCB.slowCallDurationThreshold=2s</w:t>
-      </w:r>
-    </w:p>
-    <w:p>
-      <w:pPr>
-        <w:spacing w:after="0"/>
+        <w:t>resilience4j.circuitbreaker.instances</w:t>
+      </w:r>
+      <w:proofErr w:type="gramEnd"/>
+      <w:r>
         <w:rPr>
           <w:rFonts w:ascii="Courier New" w:hAnsi="Courier New" w:cs="Courier New"/>
           <w:sz w:val="18"/>
           <w:szCs w:val="18"/>
         </w:rPr>
-      </w:pPr>
-      <w:r>
+        <w:t>.myServiceCB.minimumNumberOfCalls=5</w:t>
+      </w:r>
+    </w:p>
+    <w:p>
+      <w:pPr>
+        <w:spacing w:after="0"/>
         <w:rPr>
           <w:rFonts w:ascii="Courier New" w:hAnsi="Courier New" w:cs="Courier New"/>
           <w:sz w:val="18"/>
           <w:szCs w:val="18"/>
         </w:rPr>
-        <w:t>resilience4j.circuitbreaker.instances.myServiceCB.permittedNumberOfCallsInHalfOpenState=3</w:t>
-      </w:r>
-    </w:p>
-    <w:p>
-      <w:pPr>
-        <w:spacing w:after="0"/>
+      </w:pPr>
+      <w:proofErr w:type="gramStart"/>
+      <w:r>
         <w:rPr>
           <w:rFonts w:ascii="Courier New" w:hAnsi="Courier New" w:cs="Courier New"/>
           <w:sz w:val="18"/>
           <w:szCs w:val="18"/>
         </w:rPr>
-      </w:pPr>
+        <w:t>resilience4j.circuitbreaker.instances</w:t>
+      </w:r>
+      <w:proofErr w:type="gramEnd"/>
       <w:r>
         <w:rPr>
           <w:rFonts w:ascii="Courier New" w:hAnsi="Courier New" w:cs="Courier New"/>
           <w:sz w:val="18"/>
           <w:szCs w:val="18"/>
         </w:rPr>
-        <w:t>resilience4j.circuitbreaker.instances.myServiceCB.waitDurationInOpenState=10s</w:t>
+        <w:t>.myServiceCB.slowCallRateThreshold=60</w:t>
       </w:r>
     </w:p>
     <w:p>
@@ -2279,13 +3396,107 @@
           <w:szCs w:val="18"/>
         </w:rPr>
       </w:pPr>
+      <w:proofErr w:type="gramStart"/>
       <w:r>
         <w:rPr>
           <w:rFonts w:ascii="Courier New" w:hAnsi="Courier New" w:cs="Courier New"/>
           <w:sz w:val="18"/>
           <w:szCs w:val="18"/>
         </w:rPr>
-        <w:t>resilience4j.circuitbreaker.instances.myServiceCB.automaticTransitionFromOpenToHalfOpenEnabled=true</w:t>
+        <w:t>resilience4j.circuitbreaker.instances</w:t>
+      </w:r>
+      <w:proofErr w:type="gramEnd"/>
+      <w:r>
+        <w:rPr>
+          <w:rFonts w:ascii="Courier New" w:hAnsi="Courier New" w:cs="Courier New"/>
+          <w:sz w:val="18"/>
+          <w:szCs w:val="18"/>
+        </w:rPr>
+        <w:t>.myServiceCB.slowCallDurationThreshold=2s</w:t>
+      </w:r>
+    </w:p>
+    <w:p>
+      <w:pPr>
+        <w:spacing w:after="0"/>
+        <w:rPr>
+          <w:rFonts w:ascii="Courier New" w:hAnsi="Courier New" w:cs="Courier New"/>
+          <w:sz w:val="18"/>
+          <w:szCs w:val="18"/>
+        </w:rPr>
+      </w:pPr>
+      <w:proofErr w:type="gramStart"/>
+      <w:r>
+        <w:rPr>
+          <w:rFonts w:ascii="Courier New" w:hAnsi="Courier New" w:cs="Courier New"/>
+          <w:sz w:val="18"/>
+          <w:szCs w:val="18"/>
+        </w:rPr>
+        <w:t>resilience4j.circuitbreaker.instances</w:t>
+      </w:r>
+      <w:proofErr w:type="gramEnd"/>
+      <w:r>
+        <w:rPr>
+          <w:rFonts w:ascii="Courier New" w:hAnsi="Courier New" w:cs="Courier New"/>
+          <w:sz w:val="18"/>
+          <w:szCs w:val="18"/>
+        </w:rPr>
+        <w:t>.myServiceCB.permittedNumberOfCallsInHalfOpenState=3</w:t>
+      </w:r>
+    </w:p>
+    <w:p>
+      <w:pPr>
+        <w:spacing w:after="0"/>
+        <w:rPr>
+          <w:rFonts w:ascii="Courier New" w:hAnsi="Courier New" w:cs="Courier New"/>
+          <w:sz w:val="18"/>
+          <w:szCs w:val="18"/>
+        </w:rPr>
+      </w:pPr>
+      <w:proofErr w:type="gramStart"/>
+      <w:r>
+        <w:rPr>
+          <w:rFonts w:ascii="Courier New" w:hAnsi="Courier New" w:cs="Courier New"/>
+          <w:sz w:val="18"/>
+          <w:szCs w:val="18"/>
+        </w:rPr>
+        <w:t>resilience4j.circuitbreaker.instances</w:t>
+      </w:r>
+      <w:proofErr w:type="gramEnd"/>
+      <w:r>
+        <w:rPr>
+          <w:rFonts w:ascii="Courier New" w:hAnsi="Courier New" w:cs="Courier New"/>
+          <w:sz w:val="18"/>
+          <w:szCs w:val="18"/>
+        </w:rPr>
+        <w:t>.myServiceCB.waitDurationInOpenState=10s</w:t>
+      </w:r>
+    </w:p>
+    <w:p>
+      <w:pPr>
+        <w:spacing w:after="0"/>
+        <w:rPr>
+          <w:rFonts w:ascii="Courier New" w:hAnsi="Courier New" w:cs="Courier New"/>
+          <w:sz w:val="18"/>
+          <w:szCs w:val="18"/>
+        </w:rPr>
+      </w:pPr>
+      <w:proofErr w:type="gramStart"/>
+      <w:r>
+        <w:rPr>
+          <w:rFonts w:ascii="Courier New" w:hAnsi="Courier New" w:cs="Courier New"/>
+          <w:sz w:val="18"/>
+          <w:szCs w:val="18"/>
+        </w:rPr>
+        <w:t>resilience4j.circuitbreaker.instances</w:t>
+      </w:r>
+      <w:proofErr w:type="gramEnd"/>
+      <w:r>
+        <w:rPr>
+          <w:rFonts w:ascii="Courier New" w:hAnsi="Courier New" w:cs="Courier New"/>
+          <w:sz w:val="18"/>
+          <w:szCs w:val="18"/>
+        </w:rPr>
+        <w:t>.myServiceCB.automaticTransitionFromOpenToHalfOpenEnabled=true</w:t>
       </w:r>
     </w:p>
     <w:p>
@@ -2382,8 +3593,13 @@
         </w:numPr>
         <w:spacing w:after="0"/>
       </w:pPr>
-      <w:r>
-        <w:t>resilience4j.circuitbreaker.instances.myServiceCB.registerHealthIndicator=true</w:t>
+      <w:proofErr w:type="gramStart"/>
+      <w:r>
+        <w:t>resilience4j.circuitbreaker.instances</w:t>
+      </w:r>
+      <w:proofErr w:type="gramEnd"/>
+      <w:r>
+        <w:t>.myServiceCB.registerHealthIndicator=true</w:t>
       </w:r>
     </w:p>
     <w:p>
@@ -2395,7 +3611,15 @@
         <w:spacing w:after="0"/>
       </w:pPr>
       <w:r>
-        <w:t>Registers this CircuitBreaker with Spring Boot Actuator’s /actuator/health.</w:t>
+        <w:t xml:space="preserve">Registers this </w:t>
+      </w:r>
+      <w:proofErr w:type="spellStart"/>
+      <w:r>
+        <w:t>CircuitBreaker</w:t>
+      </w:r>
+      <w:proofErr w:type="spellEnd"/>
+      <w:r>
+        <w:t xml:space="preserve"> with Spring Boot Actuator’s /actuator/health.</w:t>
       </w:r>
     </w:p>
     <w:p>
@@ -2430,8 +3654,13 @@
         </w:numPr>
         <w:spacing w:after="0"/>
       </w:pPr>
-      <w:r>
-        <w:t>resilience4j.circuitbreaker.instances.myServiceCB.slidingWindowType=COUNT_BASED</w:t>
+      <w:proofErr w:type="gramStart"/>
+      <w:r>
+        <w:t>resilience4j.circuitbreaker.instances</w:t>
+      </w:r>
+      <w:proofErr w:type="gramEnd"/>
+      <w:r>
+        <w:t>.myServiceCB.slidingWindowType=COUNT_BASED</w:t>
       </w:r>
     </w:p>
     <w:p>
@@ -2498,8 +3727,13 @@
         </w:numPr>
         <w:spacing w:after="0"/>
       </w:pPr>
-      <w:r>
-        <w:t>resilience4j.circuitbreaker.instances.myServiceCB.slidingWindowSize=10</w:t>
+      <w:proofErr w:type="gramStart"/>
+      <w:r>
+        <w:t>resilience4j.circuitbreaker.instances</w:t>
+      </w:r>
+      <w:proofErr w:type="gramEnd"/>
+      <w:r>
+        <w:t>.myServiceCB.slidingWindowSize=10</w:t>
       </w:r>
     </w:p>
     <w:p>
@@ -2535,7 +3769,15 @@
         <w:spacing w:after="0"/>
       </w:pPr>
       <w:r>
-        <w:t>Example: If 6 out of 10 fail → failure rate = 60%.</w:t>
+        <w:t xml:space="preserve">Example: If 6 out of 10 </w:t>
+      </w:r>
+      <w:proofErr w:type="gramStart"/>
+      <w:r>
+        <w:t>fail</w:t>
+      </w:r>
+      <w:proofErr w:type="gramEnd"/>
+      <w:r>
+        <w:t xml:space="preserve"> → failure rate = 60%.</w:t>
       </w:r>
     </w:p>
     <w:p>
@@ -2546,8 +3788,13 @@
         </w:numPr>
         <w:spacing w:after="0"/>
       </w:pPr>
-      <w:r>
-        <w:t>resilience4j.circuitbreaker.instances.myServiceCB.failureRateThreshold=50</w:t>
+      <w:proofErr w:type="gramStart"/>
+      <w:r>
+        <w:t>resilience4j.circuitbreaker.instances</w:t>
+      </w:r>
+      <w:proofErr w:type="gramEnd"/>
+      <w:r>
+        <w:t>.myServiceCB.failureRateThreshold=50</w:t>
       </w:r>
     </w:p>
     <w:p>
@@ -2582,8 +3829,13 @@
         </w:numPr>
         <w:spacing w:after="0"/>
       </w:pPr>
-      <w:r>
-        <w:t>resilience4j.circuitbreaker.instances.myServiceCB.minimumNumberOfCalls=5</w:t>
+      <w:proofErr w:type="gramStart"/>
+      <w:r>
+        <w:t>resilience4j.circuitbreaker.instances</w:t>
+      </w:r>
+      <w:proofErr w:type="gramEnd"/>
+      <w:r>
+        <w:t>.myServiceCB.minimumNumberOfCalls=5</w:t>
       </w:r>
     </w:p>
     <w:p>
@@ -2618,8 +3870,13 @@
         </w:numPr>
         <w:spacing w:after="0"/>
       </w:pPr>
-      <w:r>
-        <w:t>resilience4j.circuitbreaker.instances.myServiceCB.permittedNumberOfCallsInHalfOpenState=3</w:t>
+      <w:proofErr w:type="gramStart"/>
+      <w:r>
+        <w:t>resilience4j.circuitbreaker.instances</w:t>
+      </w:r>
+      <w:proofErr w:type="gramEnd"/>
+      <w:r>
+        <w:t>.myServiceCB.permittedNumberOfCallsInHalfOpenState=3</w:t>
       </w:r>
     </w:p>
     <w:p>
@@ -2654,8 +3911,13 @@
         </w:numPr>
         <w:spacing w:after="0"/>
       </w:pPr>
-      <w:r>
-        <w:t>resilience4j.circuitbreaker.instances.myServiceCB.waitDurationInOpenState=10s</w:t>
+      <w:proofErr w:type="gramStart"/>
+      <w:r>
+        <w:t>resilience4j.circuitbreaker.instances</w:t>
+      </w:r>
+      <w:proofErr w:type="gramEnd"/>
+      <w:r>
+        <w:t>.myServiceCB.waitDurationInOpenState=10s</w:t>
       </w:r>
     </w:p>
     <w:p>
@@ -2690,8 +3952,13 @@
         </w:numPr>
         <w:spacing w:after="0"/>
       </w:pPr>
-      <w:r>
-        <w:t>resilience4j.circuitbreaker.instances.myServiceCB.automaticTransitionFromOpenToHalfOpenEnabled=true</w:t>
+      <w:proofErr w:type="gramStart"/>
+      <w:r>
+        <w:t>resilience4j.circuitbreaker.instances</w:t>
+      </w:r>
+      <w:proofErr w:type="gramEnd"/>
+      <w:r>
+        <w:t>.myServiceCB.automaticTransitionFromOpenToHalfOpenEnabled=true</w:t>
       </w:r>
     </w:p>
     <w:p>
@@ -2740,8 +4007,13 @@
         </w:numPr>
         <w:spacing w:after="0"/>
       </w:pPr>
-      <w:r>
-        <w:t>CircuitBreaker starts CLOSED.</w:t>
+      <w:proofErr w:type="spellStart"/>
+      <w:r>
+        <w:t>CircuitBreaker</w:t>
+      </w:r>
+      <w:proofErr w:type="spellEnd"/>
+      <w:r>
+        <w:t xml:space="preserve"> starts CLOSED.</w:t>
       </w:r>
     </w:p>
     <w:p>
@@ -2834,8 +4106,13 @@
         </w:numPr>
         <w:spacing w:after="0"/>
       </w:pPr>
-      <w:r>
-        <w:t>resilience4j.circuitbreaker.instances.myServiceCB.registerHealthIndicator=true</w:t>
+      <w:proofErr w:type="gramStart"/>
+      <w:r>
+        <w:t>resilience4j.circuitbreaker.instances</w:t>
+      </w:r>
+      <w:proofErr w:type="gramEnd"/>
+      <w:r>
+        <w:t>.myServiceCB.registerHealthIndicator=true</w:t>
       </w:r>
     </w:p>
     <w:p>
@@ -2847,7 +4124,15 @@
         <w:spacing w:after="0"/>
       </w:pPr>
       <w:r>
-        <w:t>Same as before: exposes CircuitBreaker state and metrics via /actuator/health.</w:t>
+        <w:t xml:space="preserve">Same as before: exposes </w:t>
+      </w:r>
+      <w:proofErr w:type="spellStart"/>
+      <w:r>
+        <w:t>CircuitBreaker</w:t>
+      </w:r>
+      <w:proofErr w:type="spellEnd"/>
+      <w:r>
+        <w:t xml:space="preserve"> state and metrics via /actuator/health.</w:t>
       </w:r>
     </w:p>
     <w:p>
@@ -2858,8 +4143,15 @@
         </w:numPr>
         <w:spacing w:after="0"/>
       </w:pPr>
-      <w:r>
-        <w:t xml:space="preserve">Lets monitoring systems track whether the breaker is </w:t>
+      <w:proofErr w:type="spellStart"/>
+      <w:proofErr w:type="gramStart"/>
+      <w:r>
+        <w:t>Lets</w:t>
+      </w:r>
+      <w:proofErr w:type="spellEnd"/>
+      <w:proofErr w:type="gramEnd"/>
+      <w:r>
+        <w:t xml:space="preserve"> monitoring systems track whether the breaker is </w:t>
       </w:r>
       <w:r>
         <w:rPr>
@@ -2900,8 +4192,13 @@
         </w:numPr>
         <w:spacing w:after="0"/>
       </w:pPr>
-      <w:r>
-        <w:t>resilience4j.circuitbreaker.instances.myServiceCB.slidingWindowType=TIME_BASED</w:t>
+      <w:proofErr w:type="gramStart"/>
+      <w:r>
+        <w:t>resilience4j.circuitbreaker.instances</w:t>
+      </w:r>
+      <w:proofErr w:type="gramEnd"/>
+      <w:r>
+        <w:t>.myServiceCB.slidingWindowType=TIME_BASED</w:t>
       </w:r>
     </w:p>
     <w:p>
@@ -2978,8 +4275,13 @@
         </w:numPr>
         <w:spacing w:after="0"/>
       </w:pPr>
-      <w:r>
-        <w:t>resilience4j.circuitbreaker.instances.myServiceCB.slidingWindowSize=10</w:t>
+      <w:proofErr w:type="gramStart"/>
+      <w:r>
+        <w:t>resilience4j.circuitbreaker.instances</w:t>
+      </w:r>
+      <w:proofErr w:type="gramEnd"/>
+      <w:r>
+        <w:t>.myServiceCB.slidingWindowSize=10</w:t>
       </w:r>
     </w:p>
     <w:p>
@@ -3036,8 +4338,13 @@
         </w:numPr>
         <w:spacing w:after="0"/>
       </w:pPr>
-      <w:r>
-        <w:t>resilience4j.circuitbreaker.instances.myServiceCB.failureRateThreshold=50</w:t>
+      <w:proofErr w:type="gramStart"/>
+      <w:r>
+        <w:t>resilience4j.circuitbreaker.instances</w:t>
+      </w:r>
+      <w:proofErr w:type="gramEnd"/>
+      <w:r>
+        <w:t>.myServiceCB.failureRateThreshold=50</w:t>
       </w:r>
     </w:p>
     <w:p>
@@ -3070,8 +4377,13 @@
         </w:numPr>
         <w:spacing w:after="0"/>
       </w:pPr>
-      <w:r>
-        <w:t>resilience4j.circuitbreaker.instances.myServiceCB.minimumNumberOfCalls=5</w:t>
+      <w:proofErr w:type="gramStart"/>
+      <w:r>
+        <w:t>resilience4j.circuitbreaker.instances</w:t>
+      </w:r>
+      <w:proofErr w:type="gramEnd"/>
+      <w:r>
+        <w:t>.myServiceCB.minimumNumberOfCalls=5</w:t>
       </w:r>
     </w:p>
     <w:p>
@@ -3106,8 +4418,13 @@
         </w:numPr>
         <w:spacing w:after="0"/>
       </w:pPr>
-      <w:r>
-        <w:t>resilience4j.circuitbreaker.instances.myServiceCB.slowCallRateThreshold=60</w:t>
+      <w:proofErr w:type="gramStart"/>
+      <w:r>
+        <w:t>resilience4j.circuitbreaker.instances</w:t>
+      </w:r>
+      <w:proofErr w:type="gramEnd"/>
+      <w:r>
+        <w:t>.myServiceCB.slowCallRateThreshold=60</w:t>
       </w:r>
     </w:p>
     <w:p>
@@ -3154,8 +4471,13 @@
         </w:numPr>
         <w:spacing w:after="0"/>
       </w:pPr>
-      <w:r>
-        <w:t>resilience4j.circuitbreaker.instances.myServiceCB.slowCallDurationThreshold=2s</w:t>
+      <w:proofErr w:type="gramStart"/>
+      <w:r>
+        <w:t>resilience4j.circuitbreaker.instances</w:t>
+      </w:r>
+      <w:proofErr w:type="gramEnd"/>
+      <w:r>
+        <w:t>.myServiceCB.slowCallDurationThreshold=2s</w:t>
       </w:r>
     </w:p>
     <w:p>
@@ -3212,8 +4534,13 @@
         </w:numPr>
         <w:spacing w:after="0"/>
       </w:pPr>
-      <w:r>
-        <w:t>resilience4j.circuitbreaker.instances.myServiceCB.permittedNumberOfCallsInHalfOpenState=3</w:t>
+      <w:proofErr w:type="gramStart"/>
+      <w:r>
+        <w:t>resilience4j.circuitbreaker.instances</w:t>
+      </w:r>
+      <w:proofErr w:type="gramEnd"/>
+      <w:r>
+        <w:t>.myServiceCB.permittedNumberOfCallsInHalfOpenState=3</w:t>
       </w:r>
     </w:p>
     <w:p>
@@ -3258,8 +4585,13 @@
         </w:numPr>
         <w:spacing w:after="0"/>
       </w:pPr>
-      <w:r>
-        <w:t>resilience4j.circuitbreaker.instances.myServiceCB.waitDurationInOpenState=10s</w:t>
+      <w:proofErr w:type="gramStart"/>
+      <w:r>
+        <w:t>resilience4j.circuitbreaker.instances</w:t>
+      </w:r>
+      <w:proofErr w:type="gramEnd"/>
+      <w:r>
+        <w:t>.myServiceCB.waitDurationInOpenState=10s</w:t>
       </w:r>
     </w:p>
     <w:p>
@@ -3314,9 +4646,14 @@
         </w:numPr>
         <w:spacing w:after="0"/>
       </w:pPr>
+      <w:proofErr w:type="gramStart"/>
       <w:r>
         <w:lastRenderedPageBreak/>
-        <w:t>resilience4j.circuitbreaker.instances.myServiceCB.automaticTransitionFromOpenToHalfOpenEnabled=true</w:t>
+        <w:t>resilience4j.circuitbreaker.instances</w:t>
+      </w:r>
+      <w:proofErr w:type="gramEnd"/>
+      <w:r>
+        <w:t>.myServiceCB.automaticTransitionFromOpenToHalfOpenEnabled=true</w:t>
       </w:r>
     </w:p>
     <w:p>
@@ -3385,8 +4722,13 @@
         </w:numPr>
         <w:spacing w:after="0"/>
       </w:pPr>
-      <w:r>
-        <w:t xml:space="preserve">CircuitBreaker starts </w:t>
+      <w:proofErr w:type="spellStart"/>
+      <w:r>
+        <w:t>CircuitBreaker</w:t>
+      </w:r>
+      <w:proofErr w:type="spellEnd"/>
+      <w:r>
+        <w:t xml:space="preserve"> starts </w:t>
       </w:r>
       <w:r>
         <w:rPr>
@@ -3649,7 +4991,15 @@
         <w:t>But exceptions can also be configured to ignore so that they can neither act as failure nor success.</w:t>
       </w:r>
       <w:r>
-        <w:t xml:space="preserve"> To ignore exception we need to provide list of exception classes that need to configured.</w:t>
+        <w:t xml:space="preserve"> To ignore </w:t>
+      </w:r>
+      <w:proofErr w:type="gramStart"/>
+      <w:r>
+        <w:t>exception</w:t>
+      </w:r>
+      <w:proofErr w:type="gramEnd"/>
+      <w:r>
+        <w:t xml:space="preserve"> we need to provide list of exception classes that need to configured.</w:t>
       </w:r>
     </w:p>
     <w:p>
@@ -3687,12 +5037,21 @@
           <w:szCs w:val="20"/>
         </w:rPr>
       </w:pPr>
-      <w:r>
-        <w:rPr>
-          <w:sz w:val="20"/>
-          <w:szCs w:val="20"/>
-        </w:rPr>
-        <w:t xml:space="preserve">Sync : </w:t>
+      <w:proofErr w:type="gramStart"/>
+      <w:r>
+        <w:rPr>
+          <w:sz w:val="20"/>
+          <w:szCs w:val="20"/>
+        </w:rPr>
+        <w:t>Sync :</w:t>
+      </w:r>
+      <w:proofErr w:type="gramEnd"/>
+      <w:r>
+        <w:rPr>
+          <w:sz w:val="20"/>
+          <w:szCs w:val="20"/>
+        </w:rPr>
+        <w:t xml:space="preserve"> </w:t>
       </w:r>
       <w:r>
         <w:rPr>
@@ -3740,7 +5099,57 @@
           <w:sz w:val="20"/>
           <w:szCs w:val="20"/>
         </w:rPr>
-        <w:t>To make a call async wrap the template.getForObject(url) into a CompletableFuture.</w:t>
+        <w:t xml:space="preserve">To make a call async wrap the </w:t>
+      </w:r>
+      <w:proofErr w:type="spellStart"/>
+      <w:proofErr w:type="gramStart"/>
+      <w:r>
+        <w:rPr>
+          <w:sz w:val="20"/>
+          <w:szCs w:val="20"/>
+        </w:rPr>
+        <w:t>template.getForObject</w:t>
+      </w:r>
+      <w:proofErr w:type="spellEnd"/>
+      <w:proofErr w:type="gramEnd"/>
+      <w:r>
+        <w:rPr>
+          <w:sz w:val="20"/>
+          <w:szCs w:val="20"/>
+        </w:rPr>
+        <w:t>(</w:t>
+      </w:r>
+      <w:proofErr w:type="spellStart"/>
+      <w:r>
+        <w:rPr>
+          <w:sz w:val="20"/>
+          <w:szCs w:val="20"/>
+        </w:rPr>
+        <w:t>url</w:t>
+      </w:r>
+      <w:proofErr w:type="spellEnd"/>
+      <w:r>
+        <w:rPr>
+          <w:sz w:val="20"/>
+          <w:szCs w:val="20"/>
+        </w:rPr>
+        <w:t xml:space="preserve">) into a </w:t>
+      </w:r>
+      <w:proofErr w:type="spellStart"/>
+      <w:r>
+        <w:rPr>
+          <w:sz w:val="20"/>
+          <w:szCs w:val="20"/>
+        </w:rPr>
+        <w:t>CompletableFuture</w:t>
+      </w:r>
+      <w:proofErr w:type="spellEnd"/>
+      <w:r>
+        <w:rPr>
+          <w:sz w:val="20"/>
+          <w:szCs w:val="20"/>
+        </w:rPr>
+        <w:t>.</w:t>
       </w:r>
       <w:r>
         <w:rPr>
@@ -3775,7 +5184,16 @@
           <w:sz w:val="20"/>
           <w:szCs w:val="20"/>
         </w:rPr>
-        <w:t xml:space="preserve"> CompletableFuture.</w:t>
+        <w:t xml:space="preserve"> </w:t>
+      </w:r>
+      <w:proofErr w:type="spellStart"/>
+      <w:r>
+        <w:rPr>
+          <w:rFonts w:ascii="Courier New" w:hAnsi="Courier New" w:cs="Courier New"/>
+          <w:sz w:val="20"/>
+          <w:szCs w:val="20"/>
+        </w:rPr>
+        <w:t>CompletableFuture.</w:t>
       </w:r>
       <w:r>
         <w:rPr>
@@ -3787,6 +5205,7 @@
         </w:rPr>
         <w:t>supplyAsync</w:t>
       </w:r>
+      <w:proofErr w:type="spellEnd"/>
       <w:r>
         <w:rPr>
           <w:rFonts w:ascii="Courier New" w:hAnsi="Courier New" w:cs="Courier New"/>
@@ -3846,7 +5265,25 @@
           <w:szCs w:val="20"/>
         </w:rPr>
         <w:tab/>
-        <w:t>List&lt;Integer&gt; friend = restTemplate.getForObject(</w:t>
+        <w:t xml:space="preserve">List&lt;Integer&gt; friend = </w:t>
+      </w:r>
+      <w:proofErr w:type="spellStart"/>
+      <w:r>
+        <w:rPr>
+          <w:rFonts w:ascii="Courier New" w:hAnsi="Courier New" w:cs="Courier New"/>
+          <w:sz w:val="20"/>
+          <w:szCs w:val="20"/>
+        </w:rPr>
+        <w:t>restTemplate.getForObject</w:t>
+      </w:r>
+      <w:proofErr w:type="spellEnd"/>
+      <w:r>
+        <w:rPr>
+          <w:rFonts w:ascii="Courier New" w:hAnsi="Courier New" w:cs="Courier New"/>
+          <w:sz w:val="20"/>
+          <w:szCs w:val="20"/>
+        </w:rPr>
+        <w:t>(</w:t>
       </w:r>
     </w:p>
     <w:p>
@@ -3948,6 +5385,14 @@
           <w:szCs w:val="20"/>
         </w:rPr>
         <w:tab/>
+      </w:r>
+      <w:proofErr w:type="spellStart"/>
+      <w:r>
+        <w:rPr>
+          <w:rFonts w:ascii="Courier New" w:hAnsi="Courier New" w:cs="Courier New"/>
+          <w:sz w:val="20"/>
+          <w:szCs w:val="20"/>
+        </w:rPr>
         <w:t>List.</w:t>
       </w:r>
       <w:r>
@@ -3960,6 +5405,8 @@
         </w:rPr>
         <w:t>class</w:t>
       </w:r>
+      <w:proofErr w:type="spellEnd"/>
+      <w:proofErr w:type="gramStart"/>
       <w:r>
         <w:rPr>
           <w:rFonts w:ascii="Courier New" w:hAnsi="Courier New" w:cs="Courier New"/>
@@ -3968,40 +5415,106 @@
         </w:rPr>
         <w:t>) ;</w:t>
       </w:r>
-    </w:p>
-    <w:p>
-      <w:pPr>
-        <w:spacing w:after="0"/>
-        <w:rPr>
-          <w:rFonts w:ascii="Courier New" w:hAnsi="Courier New" w:cs="Courier New"/>
-          <w:sz w:val="20"/>
-          <w:szCs w:val="20"/>
-        </w:rPr>
-      </w:pPr>
-      <w:r>
-        <w:rPr>
-          <w:rFonts w:ascii="Courier New" w:hAnsi="Courier New" w:cs="Courier New"/>
-          <w:sz w:val="20"/>
-          <w:szCs w:val="20"/>
-        </w:rPr>
-        <w:tab/>
-      </w:r>
-      <w:r>
-        <w:rPr>
-          <w:rFonts w:ascii="Courier New" w:hAnsi="Courier New" w:cs="Courier New"/>
-          <w:sz w:val="20"/>
-          <w:szCs w:val="20"/>
-        </w:rPr>
-        <w:tab/>
-      </w:r>
-      <w:r>
-        <w:rPr>
-          <w:rFonts w:ascii="Courier New" w:hAnsi="Courier New" w:cs="Courier New"/>
-          <w:sz w:val="20"/>
-          <w:szCs w:val="20"/>
-        </w:rPr>
-        <w:tab/>
-        <w:t xml:space="preserve">List&lt;Long&gt; friendList = friend.stream().map(f -&gt; { </w:t>
+      <w:proofErr w:type="gramEnd"/>
+    </w:p>
+    <w:p>
+      <w:pPr>
+        <w:spacing w:after="0"/>
+        <w:rPr>
+          <w:rFonts w:ascii="Courier New" w:hAnsi="Courier New" w:cs="Courier New"/>
+          <w:sz w:val="20"/>
+          <w:szCs w:val="20"/>
+        </w:rPr>
+      </w:pPr>
+      <w:r>
+        <w:rPr>
+          <w:rFonts w:ascii="Courier New" w:hAnsi="Courier New" w:cs="Courier New"/>
+          <w:sz w:val="20"/>
+          <w:szCs w:val="20"/>
+        </w:rPr>
+        <w:tab/>
+      </w:r>
+      <w:r>
+        <w:rPr>
+          <w:rFonts w:ascii="Courier New" w:hAnsi="Courier New" w:cs="Courier New"/>
+          <w:sz w:val="20"/>
+          <w:szCs w:val="20"/>
+        </w:rPr>
+        <w:tab/>
+      </w:r>
+      <w:r>
+        <w:rPr>
+          <w:rFonts w:ascii="Courier New" w:hAnsi="Courier New" w:cs="Courier New"/>
+          <w:sz w:val="20"/>
+          <w:szCs w:val="20"/>
+        </w:rPr>
+        <w:tab/>
+        <w:t xml:space="preserve">List&lt;Long&gt; </w:t>
+      </w:r>
+      <w:proofErr w:type="spellStart"/>
+      <w:r>
+        <w:rPr>
+          <w:rFonts w:ascii="Courier New" w:hAnsi="Courier New" w:cs="Courier New"/>
+          <w:sz w:val="20"/>
+          <w:szCs w:val="20"/>
+        </w:rPr>
+        <w:t>friendList</w:t>
+      </w:r>
+      <w:proofErr w:type="spellEnd"/>
+      <w:r>
+        <w:rPr>
+          <w:rFonts w:ascii="Courier New" w:hAnsi="Courier New" w:cs="Courier New"/>
+          <w:sz w:val="20"/>
+          <w:szCs w:val="20"/>
+        </w:rPr>
+        <w:t xml:space="preserve"> = </w:t>
+      </w:r>
+      <w:proofErr w:type="spellStart"/>
+      <w:proofErr w:type="gramStart"/>
+      <w:r>
+        <w:rPr>
+          <w:rFonts w:ascii="Courier New" w:hAnsi="Courier New" w:cs="Courier New"/>
+          <w:sz w:val="20"/>
+          <w:szCs w:val="20"/>
+        </w:rPr>
+        <w:t>friend.stream</w:t>
+      </w:r>
+      <w:proofErr w:type="spellEnd"/>
+      <w:proofErr w:type="gramEnd"/>
+      <w:r>
+        <w:rPr>
+          <w:rFonts w:ascii="Courier New" w:hAnsi="Courier New" w:cs="Courier New"/>
+          <w:sz w:val="20"/>
+          <w:szCs w:val="20"/>
+        </w:rPr>
+        <w:t>(</w:t>
+      </w:r>
+      <w:proofErr w:type="gramStart"/>
+      <w:r>
+        <w:rPr>
+          <w:rFonts w:ascii="Courier New" w:hAnsi="Courier New" w:cs="Courier New"/>
+          <w:sz w:val="20"/>
+          <w:szCs w:val="20"/>
+        </w:rPr>
+        <w:t>).map</w:t>
+      </w:r>
+      <w:proofErr w:type="gramEnd"/>
+      <w:r>
+        <w:rPr>
+          <w:rFonts w:ascii="Courier New" w:hAnsi="Courier New" w:cs="Courier New"/>
+          <w:sz w:val="20"/>
+          <w:szCs w:val="20"/>
+        </w:rPr>
+        <w:t xml:space="preserve">(f -&gt; </w:t>
+      </w:r>
+      <w:proofErr w:type="gramStart"/>
+      <w:r>
+        <w:rPr>
+          <w:rFonts w:ascii="Courier New" w:hAnsi="Courier New" w:cs="Courier New"/>
+          <w:sz w:val="20"/>
+          <w:szCs w:val="20"/>
+        </w:rPr>
+        <w:t xml:space="preserve">{ </w:t>
       </w:r>
       <w:r>
         <w:rPr>
@@ -4013,13 +5526,23 @@
         </w:rPr>
         <w:t>return</w:t>
       </w:r>
-      <w:r>
-        <w:rPr>
-          <w:rFonts w:ascii="Courier New" w:hAnsi="Courier New" w:cs="Courier New"/>
-          <w:sz w:val="20"/>
-          <w:szCs w:val="20"/>
-        </w:rPr>
-        <w:t xml:space="preserve"> Long.</w:t>
+      <w:proofErr w:type="gramEnd"/>
+      <w:r>
+        <w:rPr>
+          <w:rFonts w:ascii="Courier New" w:hAnsi="Courier New" w:cs="Courier New"/>
+          <w:sz w:val="20"/>
+          <w:szCs w:val="20"/>
+        </w:rPr>
+        <w:t xml:space="preserve"> </w:t>
+      </w:r>
+      <w:proofErr w:type="spellStart"/>
+      <w:r>
+        <w:rPr>
+          <w:rFonts w:ascii="Courier New" w:hAnsi="Courier New" w:cs="Courier New"/>
+          <w:sz w:val="20"/>
+          <w:szCs w:val="20"/>
+        </w:rPr>
+        <w:t>Long.</w:t>
       </w:r>
       <w:r>
         <w:rPr>
@@ -4031,13 +5554,41 @@
         </w:rPr>
         <w:t>valueOf</w:t>
       </w:r>
-      <w:r>
-        <w:rPr>
-          <w:rFonts w:ascii="Courier New" w:hAnsi="Courier New" w:cs="Courier New"/>
-          <w:sz w:val="20"/>
-          <w:szCs w:val="20"/>
-        </w:rPr>
-        <w:t>(f); }).collect(Collectors.</w:t>
+      <w:proofErr w:type="spellEnd"/>
+      <w:r>
+        <w:rPr>
+          <w:rFonts w:ascii="Courier New" w:hAnsi="Courier New" w:cs="Courier New"/>
+          <w:sz w:val="20"/>
+          <w:szCs w:val="20"/>
+        </w:rPr>
+        <w:t>(f)</w:t>
+      </w:r>
+      <w:proofErr w:type="gramStart"/>
+      <w:r>
+        <w:rPr>
+          <w:rFonts w:ascii="Courier New" w:hAnsi="Courier New" w:cs="Courier New"/>
+          <w:sz w:val="20"/>
+          <w:szCs w:val="20"/>
+        </w:rPr>
+        <w:t>; }).collect</w:t>
+      </w:r>
+      <w:proofErr w:type="gramEnd"/>
+      <w:r>
+        <w:rPr>
+          <w:rFonts w:ascii="Courier New" w:hAnsi="Courier New" w:cs="Courier New"/>
+          <w:sz w:val="20"/>
+          <w:szCs w:val="20"/>
+        </w:rPr>
+        <w:t>(</w:t>
+      </w:r>
+      <w:proofErr w:type="spellStart"/>
+      <w:r>
+        <w:rPr>
+          <w:rFonts w:ascii="Courier New" w:hAnsi="Courier New" w:cs="Courier New"/>
+          <w:sz w:val="20"/>
+          <w:szCs w:val="20"/>
+        </w:rPr>
+        <w:t>Collectors.</w:t>
       </w:r>
       <w:r>
         <w:rPr>
@@ -4049,6 +5600,7 @@
         </w:rPr>
         <w:t>toList</w:t>
       </w:r>
+      <w:proofErr w:type="spellEnd"/>
       <w:r>
         <w:rPr>
           <w:rFonts w:ascii="Courier New" w:hAnsi="Courier New" w:cs="Courier New"/>
@@ -4107,8 +5659,28 @@
           <w:sz w:val="20"/>
           <w:szCs w:val="20"/>
         </w:rPr>
-        <w:t xml:space="preserve"> friendList ;</w:t>
-      </w:r>
+        <w:t xml:space="preserve"> </w:t>
+      </w:r>
+      <w:proofErr w:type="spellStart"/>
+      <w:proofErr w:type="gramStart"/>
+      <w:r>
+        <w:rPr>
+          <w:rFonts w:ascii="Courier New" w:hAnsi="Courier New" w:cs="Courier New"/>
+          <w:sz w:val="20"/>
+          <w:szCs w:val="20"/>
+        </w:rPr>
+        <w:t>friendList</w:t>
+      </w:r>
+      <w:proofErr w:type="spellEnd"/>
+      <w:r>
+        <w:rPr>
+          <w:rFonts w:ascii="Courier New" w:hAnsi="Courier New" w:cs="Courier New"/>
+          <w:sz w:val="20"/>
+          <w:szCs w:val="20"/>
+        </w:rPr>
+        <w:t xml:space="preserve"> ;</w:t>
+      </w:r>
+      <w:proofErr w:type="gramEnd"/>
     </w:p>
     <w:p>
       <w:pPr>
@@ -4228,7 +5800,17 @@
           <w:szCs w:val="20"/>
           <w:u w:val="single"/>
         </w:rPr>
-        <w:t>@RequestMapping(value="/customers/v5/{phoneNo}", method=RequestMethod.</w:t>
+        <w:t>@RequestMapping(value="/customers/v5/{phoneNo}", method=</w:t>
+      </w:r>
+      <w:proofErr w:type="spellStart"/>
+      <w:r>
+        <w:rPr>
+          <w:rFonts w:ascii="Courier New" w:hAnsi="Courier New" w:cs="Courier New"/>
+          <w:sz w:val="20"/>
+          <w:szCs w:val="20"/>
+          <w:u w:val="single"/>
+        </w:rPr>
+        <w:t>RequestMethod.</w:t>
       </w:r>
       <w:r>
         <w:rPr>
@@ -4243,6 +5825,7 @@
         </w:rPr>
         <w:t>GET</w:t>
       </w:r>
+      <w:proofErr w:type="spellEnd"/>
       <w:r>
         <w:rPr>
           <w:rFonts w:ascii="Courier New" w:hAnsi="Courier New" w:cs="Courier New"/>
@@ -4250,7 +5833,17 @@
           <w:szCs w:val="20"/>
           <w:u w:val="single"/>
         </w:rPr>
-        <w:t>, produces = MediaType.</w:t>
+        <w:t xml:space="preserve">, produces = </w:t>
+      </w:r>
+      <w:proofErr w:type="spellStart"/>
+      <w:r>
+        <w:rPr>
+          <w:rFonts w:ascii="Courier New" w:hAnsi="Courier New" w:cs="Courier New"/>
+          <w:sz w:val="20"/>
+          <w:szCs w:val="20"/>
+          <w:u w:val="single"/>
+        </w:rPr>
+        <w:t>MediaType.</w:t>
       </w:r>
       <w:r>
         <w:rPr>
@@ -4265,6 +5858,7 @@
         </w:rPr>
         <w:t>APPLICATION_JSON_VALUE</w:t>
       </w:r>
+      <w:proofErr w:type="spellEnd"/>
       <w:r>
         <w:rPr>
           <w:rFonts w:ascii="Courier New" w:hAnsi="Courier New" w:cs="Courier New"/>
@@ -4291,7 +5885,61 @@
           <w:szCs w:val="20"/>
         </w:rPr>
         <w:tab/>
-        <w:t>@CircuitBreaker(name="customerService", fallbackMethod="getCustomerProfileFallback")</w:t>
+        <w:t>@</w:t>
+      </w:r>
+      <w:proofErr w:type="gramStart"/>
+      <w:r>
+        <w:rPr>
+          <w:rFonts w:ascii="Courier New" w:hAnsi="Courier New" w:cs="Courier New"/>
+          <w:sz w:val="20"/>
+          <w:szCs w:val="20"/>
+        </w:rPr>
+        <w:t>CircuitBreaker(</w:t>
+      </w:r>
+      <w:proofErr w:type="gramEnd"/>
+      <w:r>
+        <w:rPr>
+          <w:rFonts w:ascii="Courier New" w:hAnsi="Courier New" w:cs="Courier New"/>
+          <w:sz w:val="20"/>
+          <w:szCs w:val="20"/>
+        </w:rPr>
+        <w:t xml:space="preserve">name="customerService", </w:t>
+      </w:r>
+      <w:proofErr w:type="spellStart"/>
+      <w:r>
+        <w:rPr>
+          <w:rFonts w:ascii="Courier New" w:hAnsi="Courier New" w:cs="Courier New"/>
+          <w:sz w:val="20"/>
+          <w:szCs w:val="20"/>
+        </w:rPr>
+        <w:t>fallbackMethod</w:t>
+      </w:r>
+      <w:proofErr w:type="spellEnd"/>
+      <w:r>
+        <w:rPr>
+          <w:rFonts w:ascii="Courier New" w:hAnsi="Courier New" w:cs="Courier New"/>
+          <w:sz w:val="20"/>
+          <w:szCs w:val="20"/>
+        </w:rPr>
+        <w:t>="</w:t>
+      </w:r>
+      <w:proofErr w:type="spellStart"/>
+      <w:r>
+        <w:rPr>
+          <w:rFonts w:ascii="Courier New" w:hAnsi="Courier New" w:cs="Courier New"/>
+          <w:sz w:val="20"/>
+          <w:szCs w:val="20"/>
+        </w:rPr>
+        <w:t>getCustomerProfileFallback</w:t>
+      </w:r>
+      <w:proofErr w:type="spellEnd"/>
+      <w:r>
+        <w:rPr>
+          <w:rFonts w:ascii="Courier New" w:hAnsi="Courier New" w:cs="Courier New"/>
+          <w:sz w:val="20"/>
+          <w:szCs w:val="20"/>
+        </w:rPr>
+        <w:t>")</w:t>
       </w:r>
     </w:p>
     <w:p>
@@ -4327,7 +5975,43 @@
           <w:sz w:val="20"/>
           <w:szCs w:val="20"/>
         </w:rPr>
-        <w:t xml:space="preserve"> CustomerDTO getCustomerProfilev5(@PathVariable Long phoneNo) </w:t>
+        <w:t xml:space="preserve"> </w:t>
+      </w:r>
+      <w:proofErr w:type="spellStart"/>
+      <w:r>
+        <w:rPr>
+          <w:rFonts w:ascii="Courier New" w:hAnsi="Courier New" w:cs="Courier New"/>
+          <w:sz w:val="20"/>
+          <w:szCs w:val="20"/>
+        </w:rPr>
+        <w:t>CustomerDTO</w:t>
+      </w:r>
+      <w:proofErr w:type="spellEnd"/>
+      <w:r>
+        <w:rPr>
+          <w:rFonts w:ascii="Courier New" w:hAnsi="Courier New" w:cs="Courier New"/>
+          <w:sz w:val="20"/>
+          <w:szCs w:val="20"/>
+        </w:rPr>
+        <w:t xml:space="preserve"> getCustomerProfilev5(@PathVariable Long </w:t>
+      </w:r>
+      <w:proofErr w:type="spellStart"/>
+      <w:r>
+        <w:rPr>
+          <w:rFonts w:ascii="Courier New" w:hAnsi="Courier New" w:cs="Courier New"/>
+          <w:sz w:val="20"/>
+          <w:szCs w:val="20"/>
+        </w:rPr>
+        <w:t>phoneNo</w:t>
+      </w:r>
+      <w:proofErr w:type="spellEnd"/>
+      <w:r>
+        <w:rPr>
+          <w:rFonts w:ascii="Courier New" w:hAnsi="Courier New" w:cs="Courier New"/>
+          <w:sz w:val="20"/>
+          <w:szCs w:val="20"/>
+        </w:rPr>
+        <w:t xml:space="preserve">) </w:t>
       </w:r>
       <w:r>
         <w:rPr>
@@ -4345,7 +6029,43 @@
           <w:sz w:val="20"/>
           <w:szCs w:val="20"/>
         </w:rPr>
-        <w:t xml:space="preserve"> InterruptedException, ExecutionException {</w:t>
+        <w:t xml:space="preserve"> </w:t>
+      </w:r>
+      <w:proofErr w:type="spellStart"/>
+      <w:r>
+        <w:rPr>
+          <w:rFonts w:ascii="Courier New" w:hAnsi="Courier New" w:cs="Courier New"/>
+          <w:sz w:val="20"/>
+          <w:szCs w:val="20"/>
+        </w:rPr>
+        <w:t>InterruptedException</w:t>
+      </w:r>
+      <w:proofErr w:type="spellEnd"/>
+      <w:r>
+        <w:rPr>
+          <w:rFonts w:ascii="Courier New" w:hAnsi="Courier New" w:cs="Courier New"/>
+          <w:sz w:val="20"/>
+          <w:szCs w:val="20"/>
+        </w:rPr>
+        <w:t xml:space="preserve">, </w:t>
+      </w:r>
+      <w:proofErr w:type="spellStart"/>
+      <w:r>
+        <w:rPr>
+          <w:rFonts w:ascii="Courier New" w:hAnsi="Courier New" w:cs="Courier New"/>
+          <w:sz w:val="20"/>
+          <w:szCs w:val="20"/>
+        </w:rPr>
+        <w:t>ExecutionException</w:t>
+      </w:r>
+      <w:proofErr w:type="spellEnd"/>
+      <w:r>
+        <w:rPr>
+          <w:rFonts w:ascii="Courier New" w:hAnsi="Courier New" w:cs="Courier New"/>
+          <w:sz w:val="20"/>
+          <w:szCs w:val="20"/>
+        </w:rPr>
+        <w:t xml:space="preserve"> {</w:t>
       </w:r>
     </w:p>
     <w:p>
@@ -4389,7 +6109,34 @@
           <w:sz w:val="20"/>
           <w:szCs w:val="20"/>
         </w:rPr>
-        <w:t xml:space="preserve"> startTime = System.</w:t>
+        <w:t xml:space="preserve"> </w:t>
+      </w:r>
+      <w:proofErr w:type="spellStart"/>
+      <w:r>
+        <w:rPr>
+          <w:rFonts w:ascii="Courier New" w:hAnsi="Courier New" w:cs="Courier New"/>
+          <w:sz w:val="20"/>
+          <w:szCs w:val="20"/>
+        </w:rPr>
+        <w:t>startTime</w:t>
+      </w:r>
+      <w:proofErr w:type="spellEnd"/>
+      <w:r>
+        <w:rPr>
+          <w:rFonts w:ascii="Courier New" w:hAnsi="Courier New" w:cs="Courier New"/>
+          <w:sz w:val="20"/>
+          <w:szCs w:val="20"/>
+        </w:rPr>
+        <w:t xml:space="preserve"> = </w:t>
+      </w:r>
+      <w:proofErr w:type="spellStart"/>
+      <w:r>
+        <w:rPr>
+          <w:rFonts w:ascii="Courier New" w:hAnsi="Courier New" w:cs="Courier New"/>
+          <w:sz w:val="20"/>
+          <w:szCs w:val="20"/>
+        </w:rPr>
+        <w:t>System.</w:t>
       </w:r>
       <w:r>
         <w:rPr>
@@ -4401,6 +6148,7 @@
         </w:rPr>
         <w:t>currentTimeMillis</w:t>
       </w:r>
+      <w:proofErr w:type="spellEnd"/>
       <w:r>
         <w:rPr>
           <w:rFonts w:ascii="Courier New" w:hAnsi="Courier New" w:cs="Courier New"/>
@@ -4434,89 +6182,244 @@
           <w:szCs w:val="20"/>
         </w:rPr>
         <w:tab/>
-        <w:t>logger.info("V5 getCustomerProfilev5 Invoked") ;</w:t>
-      </w:r>
-    </w:p>
-    <w:p>
-      <w:pPr>
-        <w:spacing w:after="0"/>
-        <w:rPr>
-          <w:rFonts w:ascii="Courier New" w:hAnsi="Courier New" w:cs="Courier New"/>
-          <w:sz w:val="20"/>
-          <w:szCs w:val="20"/>
-        </w:rPr>
-      </w:pPr>
-      <w:r>
-        <w:rPr>
-          <w:rFonts w:ascii="Courier New" w:hAnsi="Courier New" w:cs="Courier New"/>
-          <w:sz w:val="20"/>
-          <w:szCs w:val="20"/>
-        </w:rPr>
-        <w:tab/>
-      </w:r>
-      <w:r>
-        <w:rPr>
-          <w:rFonts w:ascii="Courier New" w:hAnsi="Courier New" w:cs="Courier New"/>
-          <w:sz w:val="20"/>
-          <w:szCs w:val="20"/>
-        </w:rPr>
-        <w:tab/>
-        <w:t>logger.info("phoneNo");</w:t>
-      </w:r>
-    </w:p>
-    <w:p>
-      <w:pPr>
-        <w:spacing w:after="0"/>
-        <w:rPr>
-          <w:rFonts w:ascii="Courier New" w:hAnsi="Courier New" w:cs="Courier New"/>
-          <w:sz w:val="20"/>
-          <w:szCs w:val="20"/>
-        </w:rPr>
-      </w:pPr>
-      <w:r>
-        <w:rPr>
-          <w:rFonts w:ascii="Courier New" w:hAnsi="Courier New" w:cs="Courier New"/>
-          <w:sz w:val="20"/>
-          <w:szCs w:val="20"/>
-        </w:rPr>
-        <w:tab/>
-      </w:r>
-      <w:r>
-        <w:rPr>
-          <w:rFonts w:ascii="Courier New" w:hAnsi="Courier New" w:cs="Courier New"/>
-          <w:sz w:val="20"/>
-          <w:szCs w:val="20"/>
-        </w:rPr>
-        <w:tab/>
-        <w:t>logger.info("Profile Request for customer" + phoneNo) ;</w:t>
-      </w:r>
-    </w:p>
-    <w:p>
-      <w:pPr>
-        <w:spacing w:after="0"/>
-        <w:rPr>
-          <w:rFonts w:ascii="Courier New" w:hAnsi="Courier New" w:cs="Courier New"/>
-          <w:sz w:val="20"/>
-          <w:szCs w:val="20"/>
-        </w:rPr>
-      </w:pPr>
-      <w:r>
-        <w:rPr>
-          <w:rFonts w:ascii="Courier New" w:hAnsi="Courier New" w:cs="Courier New"/>
-          <w:sz w:val="20"/>
-          <w:szCs w:val="20"/>
-        </w:rPr>
-        <w:tab/>
-      </w:r>
-      <w:r>
-        <w:rPr>
-          <w:rFonts w:ascii="Courier New" w:hAnsi="Courier New" w:cs="Courier New"/>
-          <w:sz w:val="20"/>
-          <w:szCs w:val="20"/>
-        </w:rPr>
-        <w:tab/>
-        <w:t>CustomerDTO custDTO = custService.getCustomerProfile(phoneNo) ;</w:t>
-      </w:r>
+      </w:r>
+      <w:proofErr w:type="gramStart"/>
+      <w:r>
+        <w:rPr>
+          <w:rFonts w:ascii="Courier New" w:hAnsi="Courier New" w:cs="Courier New"/>
+          <w:sz w:val="20"/>
+          <w:szCs w:val="20"/>
+        </w:rPr>
+        <w:t>logger.info(</w:t>
+      </w:r>
+      <w:proofErr w:type="gramEnd"/>
+      <w:r>
+        <w:rPr>
+          <w:rFonts w:ascii="Courier New" w:hAnsi="Courier New" w:cs="Courier New"/>
+          <w:sz w:val="20"/>
+          <w:szCs w:val="20"/>
+        </w:rPr>
+        <w:t>"V5 getCustomerProfilev5 Invoked"</w:t>
+      </w:r>
+      <w:proofErr w:type="gramStart"/>
+      <w:r>
+        <w:rPr>
+          <w:rFonts w:ascii="Courier New" w:hAnsi="Courier New" w:cs="Courier New"/>
+          <w:sz w:val="20"/>
+          <w:szCs w:val="20"/>
+        </w:rPr>
+        <w:t>) ;</w:t>
+      </w:r>
+      <w:proofErr w:type="gramEnd"/>
+    </w:p>
+    <w:p>
+      <w:pPr>
+        <w:spacing w:after="0"/>
+        <w:rPr>
+          <w:rFonts w:ascii="Courier New" w:hAnsi="Courier New" w:cs="Courier New"/>
+          <w:sz w:val="20"/>
+          <w:szCs w:val="20"/>
+        </w:rPr>
+      </w:pPr>
+      <w:r>
+        <w:rPr>
+          <w:rFonts w:ascii="Courier New" w:hAnsi="Courier New" w:cs="Courier New"/>
+          <w:sz w:val="20"/>
+          <w:szCs w:val="20"/>
+        </w:rPr>
+        <w:tab/>
+      </w:r>
+      <w:r>
+        <w:rPr>
+          <w:rFonts w:ascii="Courier New" w:hAnsi="Courier New" w:cs="Courier New"/>
+          <w:sz w:val="20"/>
+          <w:szCs w:val="20"/>
+        </w:rPr>
+        <w:tab/>
+        <w:t>logger.info("</w:t>
+      </w:r>
+      <w:proofErr w:type="spellStart"/>
+      <w:r>
+        <w:rPr>
+          <w:rFonts w:ascii="Courier New" w:hAnsi="Courier New" w:cs="Courier New"/>
+          <w:sz w:val="20"/>
+          <w:szCs w:val="20"/>
+        </w:rPr>
+        <w:t>phoneNo</w:t>
+      </w:r>
+      <w:proofErr w:type="spellEnd"/>
+      <w:r>
+        <w:rPr>
+          <w:rFonts w:ascii="Courier New" w:hAnsi="Courier New" w:cs="Courier New"/>
+          <w:sz w:val="20"/>
+          <w:szCs w:val="20"/>
+        </w:rPr>
+        <w:t>");</w:t>
+      </w:r>
+    </w:p>
+    <w:p>
+      <w:pPr>
+        <w:spacing w:after="0"/>
+        <w:rPr>
+          <w:rFonts w:ascii="Courier New" w:hAnsi="Courier New" w:cs="Courier New"/>
+          <w:sz w:val="20"/>
+          <w:szCs w:val="20"/>
+        </w:rPr>
+      </w:pPr>
+      <w:r>
+        <w:rPr>
+          <w:rFonts w:ascii="Courier New" w:hAnsi="Courier New" w:cs="Courier New"/>
+          <w:sz w:val="20"/>
+          <w:szCs w:val="20"/>
+        </w:rPr>
+        <w:tab/>
+      </w:r>
+      <w:r>
+        <w:rPr>
+          <w:rFonts w:ascii="Courier New" w:hAnsi="Courier New" w:cs="Courier New"/>
+          <w:sz w:val="20"/>
+          <w:szCs w:val="20"/>
+        </w:rPr>
+        <w:tab/>
+      </w:r>
+      <w:proofErr w:type="gramStart"/>
+      <w:r>
+        <w:rPr>
+          <w:rFonts w:ascii="Courier New" w:hAnsi="Courier New" w:cs="Courier New"/>
+          <w:sz w:val="20"/>
+          <w:szCs w:val="20"/>
+        </w:rPr>
+        <w:t>logger.info(</w:t>
+      </w:r>
+      <w:proofErr w:type="gramEnd"/>
+      <w:r>
+        <w:rPr>
+          <w:rFonts w:ascii="Courier New" w:hAnsi="Courier New" w:cs="Courier New"/>
+          <w:sz w:val="20"/>
+          <w:szCs w:val="20"/>
+        </w:rPr>
+        <w:t xml:space="preserve">"Profile Request for customer" + </w:t>
+      </w:r>
+      <w:proofErr w:type="spellStart"/>
+      <w:r>
+        <w:rPr>
+          <w:rFonts w:ascii="Courier New" w:hAnsi="Courier New" w:cs="Courier New"/>
+          <w:sz w:val="20"/>
+          <w:szCs w:val="20"/>
+        </w:rPr>
+        <w:t>phoneNo</w:t>
+      </w:r>
+      <w:proofErr w:type="spellEnd"/>
+      <w:proofErr w:type="gramStart"/>
+      <w:r>
+        <w:rPr>
+          <w:rFonts w:ascii="Courier New" w:hAnsi="Courier New" w:cs="Courier New"/>
+          <w:sz w:val="20"/>
+          <w:szCs w:val="20"/>
+        </w:rPr>
+        <w:t>) ;</w:t>
+      </w:r>
+      <w:proofErr w:type="gramEnd"/>
+    </w:p>
+    <w:p>
+      <w:pPr>
+        <w:spacing w:after="0"/>
+        <w:rPr>
+          <w:rFonts w:ascii="Courier New" w:hAnsi="Courier New" w:cs="Courier New"/>
+          <w:sz w:val="20"/>
+          <w:szCs w:val="20"/>
+        </w:rPr>
+      </w:pPr>
+      <w:r>
+        <w:rPr>
+          <w:rFonts w:ascii="Courier New" w:hAnsi="Courier New" w:cs="Courier New"/>
+          <w:sz w:val="20"/>
+          <w:szCs w:val="20"/>
+        </w:rPr>
+        <w:tab/>
+      </w:r>
+      <w:r>
+        <w:rPr>
+          <w:rFonts w:ascii="Courier New" w:hAnsi="Courier New" w:cs="Courier New"/>
+          <w:sz w:val="20"/>
+          <w:szCs w:val="20"/>
+        </w:rPr>
+        <w:tab/>
+      </w:r>
+      <w:proofErr w:type="spellStart"/>
+      <w:r>
+        <w:rPr>
+          <w:rFonts w:ascii="Courier New" w:hAnsi="Courier New" w:cs="Courier New"/>
+          <w:sz w:val="20"/>
+          <w:szCs w:val="20"/>
+        </w:rPr>
+        <w:t>CustomerDTO</w:t>
+      </w:r>
+      <w:proofErr w:type="spellEnd"/>
+      <w:r>
+        <w:rPr>
+          <w:rFonts w:ascii="Courier New" w:hAnsi="Courier New" w:cs="Courier New"/>
+          <w:sz w:val="20"/>
+          <w:szCs w:val="20"/>
+        </w:rPr>
+        <w:t xml:space="preserve"> </w:t>
+      </w:r>
+      <w:proofErr w:type="spellStart"/>
+      <w:r>
+        <w:rPr>
+          <w:rFonts w:ascii="Courier New" w:hAnsi="Courier New" w:cs="Courier New"/>
+          <w:sz w:val="20"/>
+          <w:szCs w:val="20"/>
+        </w:rPr>
+        <w:t>custDTO</w:t>
+      </w:r>
+      <w:proofErr w:type="spellEnd"/>
+      <w:r>
+        <w:rPr>
+          <w:rFonts w:ascii="Courier New" w:hAnsi="Courier New" w:cs="Courier New"/>
+          <w:sz w:val="20"/>
+          <w:szCs w:val="20"/>
+        </w:rPr>
+        <w:t xml:space="preserve"> = </w:t>
+      </w:r>
+      <w:proofErr w:type="spellStart"/>
+      <w:r>
+        <w:rPr>
+          <w:rFonts w:ascii="Courier New" w:hAnsi="Courier New" w:cs="Courier New"/>
+          <w:sz w:val="20"/>
+          <w:szCs w:val="20"/>
+        </w:rPr>
+        <w:t>custService.getCustomerProfile</w:t>
+      </w:r>
+      <w:proofErr w:type="spellEnd"/>
+      <w:r>
+        <w:rPr>
+          <w:rFonts w:ascii="Courier New" w:hAnsi="Courier New" w:cs="Courier New"/>
+          <w:sz w:val="20"/>
+          <w:szCs w:val="20"/>
+        </w:rPr>
+        <w:t>(</w:t>
+      </w:r>
+      <w:proofErr w:type="spellStart"/>
+      <w:r>
+        <w:rPr>
+          <w:rFonts w:ascii="Courier New" w:hAnsi="Courier New" w:cs="Courier New"/>
+          <w:sz w:val="20"/>
+          <w:szCs w:val="20"/>
+        </w:rPr>
+        <w:t>phoneNo</w:t>
+      </w:r>
+      <w:proofErr w:type="spellEnd"/>
+      <w:proofErr w:type="gramStart"/>
+      <w:r>
+        <w:rPr>
+          <w:rFonts w:ascii="Courier New" w:hAnsi="Courier New" w:cs="Courier New"/>
+          <w:sz w:val="20"/>
+          <w:szCs w:val="20"/>
+        </w:rPr>
+        <w:t>) ;</w:t>
+      </w:r>
+      <w:proofErr w:type="gramEnd"/>
     </w:p>
     <w:p>
       <w:pPr>
@@ -4544,6 +6447,7 @@
         </w:rPr>
         <w:tab/>
       </w:r>
+      <w:proofErr w:type="spellStart"/>
       <w:r>
         <w:rPr>
           <w:rFonts w:ascii="Courier New" w:hAnsi="Courier New" w:cs="Courier New"/>
@@ -4551,18 +6455,9 @@
           <w:szCs w:val="20"/>
           <w:highlight w:val="yellow"/>
         </w:rPr>
-        <w:t>CompletableFuture&lt;PlanDTO&gt; planDTO = circuitBreakerService.getPlan(custDTO) ;</w:t>
-      </w:r>
-    </w:p>
-    <w:p>
-      <w:pPr>
-        <w:spacing w:after="0"/>
-        <w:rPr>
-          <w:rFonts w:ascii="Courier New" w:hAnsi="Courier New" w:cs="Courier New"/>
-          <w:sz w:val="20"/>
-          <w:szCs w:val="20"/>
-        </w:rPr>
-      </w:pPr>
+        <w:t>CompletableFuture</w:t>
+      </w:r>
+      <w:proofErr w:type="spellEnd"/>
       <w:r>
         <w:rPr>
           <w:rFonts w:ascii="Courier New" w:hAnsi="Courier New" w:cs="Courier New"/>
@@ -4570,8 +6465,9 @@
           <w:szCs w:val="20"/>
           <w:highlight w:val="yellow"/>
         </w:rPr>
-        <w:tab/>
-      </w:r>
+        <w:t>&lt;</w:t>
+      </w:r>
+      <w:proofErr w:type="spellStart"/>
       <w:r>
         <w:rPr>
           <w:rFonts w:ascii="Courier New" w:hAnsi="Courier New" w:cs="Courier New"/>
@@ -4579,36 +6475,213 @@
           <w:szCs w:val="20"/>
           <w:highlight w:val="yellow"/>
         </w:rPr>
-        <w:tab/>
-        <w:t>CompletableFuture&lt;List&lt;Long&gt;&gt; friends = circuitBreakerService.getInfytelFriendFamily(phoneNo);</w:t>
-      </w:r>
-    </w:p>
-    <w:p>
-      <w:pPr>
-        <w:spacing w:after="0"/>
-        <w:rPr>
-          <w:rFonts w:ascii="Courier New" w:hAnsi="Courier New" w:cs="Courier New"/>
-          <w:sz w:val="20"/>
-          <w:szCs w:val="20"/>
-        </w:rPr>
-      </w:pPr>
-      <w:r>
-        <w:rPr>
-          <w:rFonts w:ascii="Courier New" w:hAnsi="Courier New" w:cs="Courier New"/>
-          <w:sz w:val="20"/>
-          <w:szCs w:val="20"/>
-        </w:rPr>
-        <w:tab/>
-      </w:r>
-      <w:r>
-        <w:rPr>
-          <w:rFonts w:ascii="Courier New" w:hAnsi="Courier New" w:cs="Courier New"/>
-          <w:sz w:val="20"/>
-          <w:szCs w:val="20"/>
-        </w:rPr>
-        <w:tab/>
-        <w:t xml:space="preserve">PlanDTO </w:t>
-      </w:r>
+        <w:t>PlanDTO</w:t>
+      </w:r>
+      <w:proofErr w:type="spellEnd"/>
+      <w:r>
+        <w:rPr>
+          <w:rFonts w:ascii="Courier New" w:hAnsi="Courier New" w:cs="Courier New"/>
+          <w:sz w:val="20"/>
+          <w:szCs w:val="20"/>
+          <w:highlight w:val="yellow"/>
+        </w:rPr>
+        <w:t xml:space="preserve">&gt; </w:t>
+      </w:r>
+      <w:proofErr w:type="spellStart"/>
+      <w:r>
+        <w:rPr>
+          <w:rFonts w:ascii="Courier New" w:hAnsi="Courier New" w:cs="Courier New"/>
+          <w:sz w:val="20"/>
+          <w:szCs w:val="20"/>
+          <w:highlight w:val="yellow"/>
+        </w:rPr>
+        <w:t>planDTO</w:t>
+      </w:r>
+      <w:proofErr w:type="spellEnd"/>
+      <w:r>
+        <w:rPr>
+          <w:rFonts w:ascii="Courier New" w:hAnsi="Courier New" w:cs="Courier New"/>
+          <w:sz w:val="20"/>
+          <w:szCs w:val="20"/>
+          <w:highlight w:val="yellow"/>
+        </w:rPr>
+        <w:t xml:space="preserve"> = </w:t>
+      </w:r>
+      <w:proofErr w:type="spellStart"/>
+      <w:r>
+        <w:rPr>
+          <w:rFonts w:ascii="Courier New" w:hAnsi="Courier New" w:cs="Courier New"/>
+          <w:sz w:val="20"/>
+          <w:szCs w:val="20"/>
+          <w:highlight w:val="yellow"/>
+        </w:rPr>
+        <w:t>circuitBreakerService.getPlan</w:t>
+      </w:r>
+      <w:proofErr w:type="spellEnd"/>
+      <w:r>
+        <w:rPr>
+          <w:rFonts w:ascii="Courier New" w:hAnsi="Courier New" w:cs="Courier New"/>
+          <w:sz w:val="20"/>
+          <w:szCs w:val="20"/>
+          <w:highlight w:val="yellow"/>
+        </w:rPr>
+        <w:t>(</w:t>
+      </w:r>
+      <w:proofErr w:type="spellStart"/>
+      <w:r>
+        <w:rPr>
+          <w:rFonts w:ascii="Courier New" w:hAnsi="Courier New" w:cs="Courier New"/>
+          <w:sz w:val="20"/>
+          <w:szCs w:val="20"/>
+          <w:highlight w:val="yellow"/>
+        </w:rPr>
+        <w:t>custDTO</w:t>
+      </w:r>
+      <w:proofErr w:type="spellEnd"/>
+      <w:proofErr w:type="gramStart"/>
+      <w:r>
+        <w:rPr>
+          <w:rFonts w:ascii="Courier New" w:hAnsi="Courier New" w:cs="Courier New"/>
+          <w:sz w:val="20"/>
+          <w:szCs w:val="20"/>
+          <w:highlight w:val="yellow"/>
+        </w:rPr>
+        <w:t>) ;</w:t>
+      </w:r>
+      <w:proofErr w:type="gramEnd"/>
+    </w:p>
+    <w:p>
+      <w:pPr>
+        <w:spacing w:after="0"/>
+        <w:rPr>
+          <w:rFonts w:ascii="Courier New" w:hAnsi="Courier New" w:cs="Courier New"/>
+          <w:sz w:val="20"/>
+          <w:szCs w:val="20"/>
+        </w:rPr>
+      </w:pPr>
+      <w:r>
+        <w:rPr>
+          <w:rFonts w:ascii="Courier New" w:hAnsi="Courier New" w:cs="Courier New"/>
+          <w:sz w:val="20"/>
+          <w:szCs w:val="20"/>
+          <w:highlight w:val="yellow"/>
+        </w:rPr>
+        <w:tab/>
+      </w:r>
+      <w:r>
+        <w:rPr>
+          <w:rFonts w:ascii="Courier New" w:hAnsi="Courier New" w:cs="Courier New"/>
+          <w:sz w:val="20"/>
+          <w:szCs w:val="20"/>
+          <w:highlight w:val="yellow"/>
+        </w:rPr>
+        <w:tab/>
+      </w:r>
+      <w:proofErr w:type="spellStart"/>
+      <w:r>
+        <w:rPr>
+          <w:rFonts w:ascii="Courier New" w:hAnsi="Courier New" w:cs="Courier New"/>
+          <w:sz w:val="20"/>
+          <w:szCs w:val="20"/>
+          <w:highlight w:val="yellow"/>
+        </w:rPr>
+        <w:t>CompletableFuture</w:t>
+      </w:r>
+      <w:proofErr w:type="spellEnd"/>
+      <w:r>
+        <w:rPr>
+          <w:rFonts w:ascii="Courier New" w:hAnsi="Courier New" w:cs="Courier New"/>
+          <w:sz w:val="20"/>
+          <w:szCs w:val="20"/>
+          <w:highlight w:val="yellow"/>
+        </w:rPr>
+        <w:t xml:space="preserve">&lt;List&lt;Long&gt;&gt; friends = </w:t>
+      </w:r>
+      <w:proofErr w:type="spellStart"/>
+      <w:r>
+        <w:rPr>
+          <w:rFonts w:ascii="Courier New" w:hAnsi="Courier New" w:cs="Courier New"/>
+          <w:sz w:val="20"/>
+          <w:szCs w:val="20"/>
+          <w:highlight w:val="yellow"/>
+        </w:rPr>
+        <w:t>circuitBreakerService.getInfytelFriendFamily</w:t>
+      </w:r>
+      <w:proofErr w:type="spellEnd"/>
+      <w:r>
+        <w:rPr>
+          <w:rFonts w:ascii="Courier New" w:hAnsi="Courier New" w:cs="Courier New"/>
+          <w:sz w:val="20"/>
+          <w:szCs w:val="20"/>
+          <w:highlight w:val="yellow"/>
+        </w:rPr>
+        <w:t>(</w:t>
+      </w:r>
+      <w:proofErr w:type="spellStart"/>
+      <w:r>
+        <w:rPr>
+          <w:rFonts w:ascii="Courier New" w:hAnsi="Courier New" w:cs="Courier New"/>
+          <w:sz w:val="20"/>
+          <w:szCs w:val="20"/>
+          <w:highlight w:val="yellow"/>
+        </w:rPr>
+        <w:t>phoneNo</w:t>
+      </w:r>
+      <w:proofErr w:type="spellEnd"/>
+      <w:r>
+        <w:rPr>
+          <w:rFonts w:ascii="Courier New" w:hAnsi="Courier New" w:cs="Courier New"/>
+          <w:sz w:val="20"/>
+          <w:szCs w:val="20"/>
+          <w:highlight w:val="yellow"/>
+        </w:rPr>
+        <w:t>);</w:t>
+      </w:r>
+    </w:p>
+    <w:p>
+      <w:pPr>
+        <w:spacing w:after="0"/>
+        <w:rPr>
+          <w:rFonts w:ascii="Courier New" w:hAnsi="Courier New" w:cs="Courier New"/>
+          <w:sz w:val="20"/>
+          <w:szCs w:val="20"/>
+        </w:rPr>
+      </w:pPr>
+      <w:r>
+        <w:rPr>
+          <w:rFonts w:ascii="Courier New" w:hAnsi="Courier New" w:cs="Courier New"/>
+          <w:sz w:val="20"/>
+          <w:szCs w:val="20"/>
+        </w:rPr>
+        <w:tab/>
+      </w:r>
+      <w:r>
+        <w:rPr>
+          <w:rFonts w:ascii="Courier New" w:hAnsi="Courier New" w:cs="Courier New"/>
+          <w:sz w:val="20"/>
+          <w:szCs w:val="20"/>
+        </w:rPr>
+        <w:tab/>
+      </w:r>
+      <w:proofErr w:type="spellStart"/>
+      <w:r>
+        <w:rPr>
+          <w:rFonts w:ascii="Courier New" w:hAnsi="Courier New" w:cs="Courier New"/>
+          <w:sz w:val="20"/>
+          <w:szCs w:val="20"/>
+        </w:rPr>
+        <w:t>PlanDTO</w:t>
+      </w:r>
+      <w:proofErr w:type="spellEnd"/>
+      <w:r>
+        <w:rPr>
+          <w:rFonts w:ascii="Courier New" w:hAnsi="Courier New" w:cs="Courier New"/>
+          <w:sz w:val="20"/>
+          <w:szCs w:val="20"/>
+        </w:rPr>
+        <w:t xml:space="preserve"> </w:t>
+      </w:r>
+      <w:proofErr w:type="spellStart"/>
       <w:r>
         <w:rPr>
           <w:rFonts w:ascii="Courier New" w:hAnsi="Courier New" w:cs="Courier New"/>
@@ -4618,94 +6691,243 @@
         </w:rPr>
         <w:t>planDto</w:t>
       </w:r>
-      <w:r>
-        <w:rPr>
-          <w:rFonts w:ascii="Courier New" w:hAnsi="Courier New" w:cs="Courier New"/>
-          <w:sz w:val="20"/>
-          <w:szCs w:val="20"/>
-        </w:rPr>
-        <w:t xml:space="preserve"> = planDTO.get() ;</w:t>
-      </w:r>
-    </w:p>
-    <w:p>
-      <w:pPr>
-        <w:spacing w:after="0"/>
-        <w:rPr>
-          <w:rFonts w:ascii="Courier New" w:hAnsi="Courier New" w:cs="Courier New"/>
-          <w:sz w:val="20"/>
-          <w:szCs w:val="20"/>
-        </w:rPr>
-      </w:pPr>
-      <w:r>
-        <w:rPr>
-          <w:rFonts w:ascii="Courier New" w:hAnsi="Courier New" w:cs="Courier New"/>
-          <w:sz w:val="20"/>
-          <w:szCs w:val="20"/>
-        </w:rPr>
-        <w:tab/>
-      </w:r>
-      <w:r>
-        <w:rPr>
-          <w:rFonts w:ascii="Courier New" w:hAnsi="Courier New" w:cs="Courier New"/>
-          <w:sz w:val="20"/>
-          <w:szCs w:val="20"/>
-        </w:rPr>
-        <w:tab/>
-        <w:t>List&lt;Long&gt; friendList = friends.get() ;</w:t>
-      </w:r>
-    </w:p>
-    <w:p>
-      <w:pPr>
-        <w:spacing w:after="0"/>
-        <w:rPr>
-          <w:rFonts w:ascii="Courier New" w:hAnsi="Courier New" w:cs="Courier New"/>
-          <w:sz w:val="20"/>
-          <w:szCs w:val="20"/>
-        </w:rPr>
-      </w:pPr>
-      <w:r>
-        <w:rPr>
-          <w:rFonts w:ascii="Courier New" w:hAnsi="Courier New" w:cs="Courier New"/>
-          <w:sz w:val="20"/>
-          <w:szCs w:val="20"/>
-        </w:rPr>
-        <w:tab/>
-      </w:r>
-      <w:r>
-        <w:rPr>
-          <w:rFonts w:ascii="Courier New" w:hAnsi="Courier New" w:cs="Courier New"/>
-          <w:sz w:val="20"/>
-          <w:szCs w:val="20"/>
-        </w:rPr>
-        <w:tab/>
-        <w:t>logger.info(" Retrieved :::::: "+ friendList) ;</w:t>
-      </w:r>
-    </w:p>
-    <w:p>
-      <w:pPr>
-        <w:spacing w:after="0"/>
-        <w:rPr>
-          <w:rFonts w:ascii="Courier New" w:hAnsi="Courier New" w:cs="Courier New"/>
-          <w:sz w:val="20"/>
-          <w:szCs w:val="20"/>
-        </w:rPr>
-      </w:pPr>
-      <w:r>
-        <w:rPr>
-          <w:rFonts w:ascii="Courier New" w:hAnsi="Courier New" w:cs="Courier New"/>
-          <w:sz w:val="20"/>
-          <w:szCs w:val="20"/>
-        </w:rPr>
-        <w:tab/>
-      </w:r>
-      <w:r>
-        <w:rPr>
-          <w:rFonts w:ascii="Courier New" w:hAnsi="Courier New" w:cs="Courier New"/>
-          <w:sz w:val="20"/>
-          <w:szCs w:val="20"/>
-        </w:rPr>
-        <w:tab/>
-        <w:t>logger.info("About to return DTO: " + custDTO);</w:t>
+      <w:proofErr w:type="spellEnd"/>
+      <w:r>
+        <w:rPr>
+          <w:rFonts w:ascii="Courier New" w:hAnsi="Courier New" w:cs="Courier New"/>
+          <w:sz w:val="20"/>
+          <w:szCs w:val="20"/>
+        </w:rPr>
+        <w:t xml:space="preserve"> = </w:t>
+      </w:r>
+      <w:proofErr w:type="spellStart"/>
+      <w:proofErr w:type="gramStart"/>
+      <w:r>
+        <w:rPr>
+          <w:rFonts w:ascii="Courier New" w:hAnsi="Courier New" w:cs="Courier New"/>
+          <w:sz w:val="20"/>
+          <w:szCs w:val="20"/>
+        </w:rPr>
+        <w:t>planDTO.get</w:t>
+      </w:r>
+      <w:proofErr w:type="spellEnd"/>
+      <w:r>
+        <w:rPr>
+          <w:rFonts w:ascii="Courier New" w:hAnsi="Courier New" w:cs="Courier New"/>
+          <w:sz w:val="20"/>
+          <w:szCs w:val="20"/>
+        </w:rPr>
+        <w:t>() ;</w:t>
+      </w:r>
+      <w:proofErr w:type="gramEnd"/>
+    </w:p>
+    <w:p>
+      <w:pPr>
+        <w:spacing w:after="0"/>
+        <w:rPr>
+          <w:rFonts w:ascii="Courier New" w:hAnsi="Courier New" w:cs="Courier New"/>
+          <w:sz w:val="20"/>
+          <w:szCs w:val="20"/>
+        </w:rPr>
+      </w:pPr>
+      <w:r>
+        <w:rPr>
+          <w:rFonts w:ascii="Courier New" w:hAnsi="Courier New" w:cs="Courier New"/>
+          <w:sz w:val="20"/>
+          <w:szCs w:val="20"/>
+        </w:rPr>
+        <w:tab/>
+      </w:r>
+      <w:r>
+        <w:rPr>
+          <w:rFonts w:ascii="Courier New" w:hAnsi="Courier New" w:cs="Courier New"/>
+          <w:sz w:val="20"/>
+          <w:szCs w:val="20"/>
+        </w:rPr>
+        <w:tab/>
+        <w:t xml:space="preserve">List&lt;Long&gt; </w:t>
+      </w:r>
+      <w:proofErr w:type="spellStart"/>
+      <w:r>
+        <w:rPr>
+          <w:rFonts w:ascii="Courier New" w:hAnsi="Courier New" w:cs="Courier New"/>
+          <w:sz w:val="20"/>
+          <w:szCs w:val="20"/>
+        </w:rPr>
+        <w:t>friendList</w:t>
+      </w:r>
+      <w:proofErr w:type="spellEnd"/>
+      <w:r>
+        <w:rPr>
+          <w:rFonts w:ascii="Courier New" w:hAnsi="Courier New" w:cs="Courier New"/>
+          <w:sz w:val="20"/>
+          <w:szCs w:val="20"/>
+        </w:rPr>
+        <w:t xml:space="preserve"> = </w:t>
+      </w:r>
+      <w:proofErr w:type="spellStart"/>
+      <w:proofErr w:type="gramStart"/>
+      <w:r>
+        <w:rPr>
+          <w:rFonts w:ascii="Courier New" w:hAnsi="Courier New" w:cs="Courier New"/>
+          <w:sz w:val="20"/>
+          <w:szCs w:val="20"/>
+        </w:rPr>
+        <w:t>friends.get</w:t>
+      </w:r>
+      <w:proofErr w:type="spellEnd"/>
+      <w:r>
+        <w:rPr>
+          <w:rFonts w:ascii="Courier New" w:hAnsi="Courier New" w:cs="Courier New"/>
+          <w:sz w:val="20"/>
+          <w:szCs w:val="20"/>
+        </w:rPr>
+        <w:t>() ;</w:t>
+      </w:r>
+      <w:proofErr w:type="gramEnd"/>
+    </w:p>
+    <w:p>
+      <w:pPr>
+        <w:spacing w:after="0"/>
+        <w:rPr>
+          <w:rFonts w:ascii="Courier New" w:hAnsi="Courier New" w:cs="Courier New"/>
+          <w:sz w:val="20"/>
+          <w:szCs w:val="20"/>
+        </w:rPr>
+      </w:pPr>
+      <w:r>
+        <w:rPr>
+          <w:rFonts w:ascii="Courier New" w:hAnsi="Courier New" w:cs="Courier New"/>
+          <w:sz w:val="20"/>
+          <w:szCs w:val="20"/>
+        </w:rPr>
+        <w:tab/>
+      </w:r>
+      <w:r>
+        <w:rPr>
+          <w:rFonts w:ascii="Courier New" w:hAnsi="Courier New" w:cs="Courier New"/>
+          <w:sz w:val="20"/>
+          <w:szCs w:val="20"/>
+        </w:rPr>
+        <w:tab/>
+      </w:r>
+      <w:proofErr w:type="gramStart"/>
+      <w:r>
+        <w:rPr>
+          <w:rFonts w:ascii="Courier New" w:hAnsi="Courier New" w:cs="Courier New"/>
+          <w:sz w:val="20"/>
+          <w:szCs w:val="20"/>
+        </w:rPr>
+        <w:t>logger.info(</w:t>
+      </w:r>
+      <w:proofErr w:type="gramEnd"/>
+      <w:r>
+        <w:rPr>
+          <w:rFonts w:ascii="Courier New" w:hAnsi="Courier New" w:cs="Courier New"/>
+          <w:sz w:val="20"/>
+          <w:szCs w:val="20"/>
+        </w:rPr>
+        <w:t xml:space="preserve">" </w:t>
+      </w:r>
+      <w:proofErr w:type="gramStart"/>
+      <w:r>
+        <w:rPr>
+          <w:rFonts w:ascii="Courier New" w:hAnsi="Courier New" w:cs="Courier New"/>
+          <w:sz w:val="20"/>
+          <w:szCs w:val="20"/>
+        </w:rPr>
+        <w:t>Retrieved :</w:t>
+      </w:r>
+      <w:proofErr w:type="gramEnd"/>
+      <w:r>
+        <w:rPr>
+          <w:rFonts w:ascii="Courier New" w:hAnsi="Courier New" w:cs="Courier New"/>
+          <w:sz w:val="20"/>
+          <w:szCs w:val="20"/>
+        </w:rPr>
+        <w:t xml:space="preserve">::::: "+ </w:t>
+      </w:r>
+      <w:proofErr w:type="spellStart"/>
+      <w:r>
+        <w:rPr>
+          <w:rFonts w:ascii="Courier New" w:hAnsi="Courier New" w:cs="Courier New"/>
+          <w:sz w:val="20"/>
+          <w:szCs w:val="20"/>
+        </w:rPr>
+        <w:t>friendList</w:t>
+      </w:r>
+      <w:proofErr w:type="spellEnd"/>
+      <w:proofErr w:type="gramStart"/>
+      <w:r>
+        <w:rPr>
+          <w:rFonts w:ascii="Courier New" w:hAnsi="Courier New" w:cs="Courier New"/>
+          <w:sz w:val="20"/>
+          <w:szCs w:val="20"/>
+        </w:rPr>
+        <w:t>) ;</w:t>
+      </w:r>
+      <w:proofErr w:type="gramEnd"/>
+    </w:p>
+    <w:p>
+      <w:pPr>
+        <w:spacing w:after="0"/>
+        <w:rPr>
+          <w:rFonts w:ascii="Courier New" w:hAnsi="Courier New" w:cs="Courier New"/>
+          <w:sz w:val="20"/>
+          <w:szCs w:val="20"/>
+        </w:rPr>
+      </w:pPr>
+      <w:r>
+        <w:rPr>
+          <w:rFonts w:ascii="Courier New" w:hAnsi="Courier New" w:cs="Courier New"/>
+          <w:sz w:val="20"/>
+          <w:szCs w:val="20"/>
+        </w:rPr>
+        <w:tab/>
+      </w:r>
+      <w:r>
+        <w:rPr>
+          <w:rFonts w:ascii="Courier New" w:hAnsi="Courier New" w:cs="Courier New"/>
+          <w:sz w:val="20"/>
+          <w:szCs w:val="20"/>
+        </w:rPr>
+        <w:tab/>
+      </w:r>
+      <w:proofErr w:type="gramStart"/>
+      <w:r>
+        <w:rPr>
+          <w:rFonts w:ascii="Courier New" w:hAnsi="Courier New" w:cs="Courier New"/>
+          <w:sz w:val="20"/>
+          <w:szCs w:val="20"/>
+        </w:rPr>
+        <w:t>logger.info(</w:t>
+      </w:r>
+      <w:proofErr w:type="gramEnd"/>
+      <w:r>
+        <w:rPr>
+          <w:rFonts w:ascii="Courier New" w:hAnsi="Courier New" w:cs="Courier New"/>
+          <w:sz w:val="20"/>
+          <w:szCs w:val="20"/>
+        </w:rPr>
+        <w:t xml:space="preserve">"About to return DTO: " + </w:t>
+      </w:r>
+      <w:proofErr w:type="spellStart"/>
+      <w:r>
+        <w:rPr>
+          <w:rFonts w:ascii="Courier New" w:hAnsi="Courier New" w:cs="Courier New"/>
+          <w:sz w:val="20"/>
+          <w:szCs w:val="20"/>
+        </w:rPr>
+        <w:t>custDTO</w:t>
+      </w:r>
+      <w:proofErr w:type="spellEnd"/>
+      <w:r>
+        <w:rPr>
+          <w:rFonts w:ascii="Courier New" w:hAnsi="Courier New" w:cs="Courier New"/>
+          <w:sz w:val="20"/>
+          <w:szCs w:val="20"/>
+        </w:rPr>
+        <w:t>);</w:t>
       </w:r>
     </w:p>
     <w:p>
@@ -4749,7 +6971,34 @@
           <w:sz w:val="20"/>
           <w:szCs w:val="20"/>
         </w:rPr>
-        <w:t xml:space="preserve"> endTime = System.</w:t>
+        <w:t xml:space="preserve"> </w:t>
+      </w:r>
+      <w:proofErr w:type="spellStart"/>
+      <w:r>
+        <w:rPr>
+          <w:rFonts w:ascii="Courier New" w:hAnsi="Courier New" w:cs="Courier New"/>
+          <w:sz w:val="20"/>
+          <w:szCs w:val="20"/>
+        </w:rPr>
+        <w:t>endTime</w:t>
+      </w:r>
+      <w:proofErr w:type="spellEnd"/>
+      <w:r>
+        <w:rPr>
+          <w:rFonts w:ascii="Courier New" w:hAnsi="Courier New" w:cs="Courier New"/>
+          <w:sz w:val="20"/>
+          <w:szCs w:val="20"/>
+        </w:rPr>
+        <w:t xml:space="preserve"> = </w:t>
+      </w:r>
+      <w:proofErr w:type="spellStart"/>
+      <w:r>
+        <w:rPr>
+          <w:rFonts w:ascii="Courier New" w:hAnsi="Courier New" w:cs="Courier New"/>
+          <w:sz w:val="20"/>
+          <w:szCs w:val="20"/>
+        </w:rPr>
+        <w:t>System.</w:t>
       </w:r>
       <w:r>
         <w:rPr>
@@ -4761,40 +7010,96 @@
         </w:rPr>
         <w:t>currentTimeMillis</w:t>
       </w:r>
-      <w:r>
-        <w:rPr>
-          <w:rFonts w:ascii="Courier New" w:hAnsi="Courier New" w:cs="Courier New"/>
-          <w:sz w:val="20"/>
-          <w:szCs w:val="20"/>
-        </w:rPr>
-        <w:t>() ;</w:t>
-      </w:r>
-    </w:p>
-    <w:p>
-      <w:pPr>
-        <w:spacing w:after="0"/>
-        <w:rPr>
-          <w:rFonts w:ascii="Courier New" w:hAnsi="Courier New" w:cs="Courier New"/>
-          <w:sz w:val="20"/>
-          <w:szCs w:val="20"/>
-        </w:rPr>
-      </w:pPr>
-      <w:r>
-        <w:rPr>
-          <w:rFonts w:ascii="Courier New" w:hAnsi="Courier New" w:cs="Courier New"/>
-          <w:sz w:val="20"/>
-          <w:szCs w:val="20"/>
-        </w:rPr>
-        <w:tab/>
-      </w:r>
-      <w:r>
-        <w:rPr>
-          <w:rFonts w:ascii="Courier New" w:hAnsi="Courier New" w:cs="Courier New"/>
-          <w:sz w:val="20"/>
-          <w:szCs w:val="20"/>
-        </w:rPr>
-        <w:tab/>
-        <w:t>logger.info("Time taken by request is :::::::" + Math.</w:t>
+      <w:proofErr w:type="spellEnd"/>
+      <w:r>
+        <w:rPr>
+          <w:rFonts w:ascii="Courier New" w:hAnsi="Courier New" w:cs="Courier New"/>
+          <w:sz w:val="20"/>
+          <w:szCs w:val="20"/>
+        </w:rPr>
+        <w:t>(</w:t>
+      </w:r>
+      <w:proofErr w:type="gramStart"/>
+      <w:r>
+        <w:rPr>
+          <w:rFonts w:ascii="Courier New" w:hAnsi="Courier New" w:cs="Courier New"/>
+          <w:sz w:val="20"/>
+          <w:szCs w:val="20"/>
+        </w:rPr>
+        <w:t>) ;</w:t>
+      </w:r>
+      <w:proofErr w:type="gramEnd"/>
+    </w:p>
+    <w:p>
+      <w:pPr>
+        <w:spacing w:after="0"/>
+        <w:rPr>
+          <w:rFonts w:ascii="Courier New" w:hAnsi="Courier New" w:cs="Courier New"/>
+          <w:sz w:val="20"/>
+          <w:szCs w:val="20"/>
+        </w:rPr>
+      </w:pPr>
+      <w:r>
+        <w:rPr>
+          <w:rFonts w:ascii="Courier New" w:hAnsi="Courier New" w:cs="Courier New"/>
+          <w:sz w:val="20"/>
+          <w:szCs w:val="20"/>
+        </w:rPr>
+        <w:tab/>
+      </w:r>
+      <w:r>
+        <w:rPr>
+          <w:rFonts w:ascii="Courier New" w:hAnsi="Courier New" w:cs="Courier New"/>
+          <w:sz w:val="20"/>
+          <w:szCs w:val="20"/>
+        </w:rPr>
+        <w:tab/>
+      </w:r>
+      <w:proofErr w:type="gramStart"/>
+      <w:r>
+        <w:rPr>
+          <w:rFonts w:ascii="Courier New" w:hAnsi="Courier New" w:cs="Courier New"/>
+          <w:sz w:val="20"/>
+          <w:szCs w:val="20"/>
+        </w:rPr>
+        <w:t>logger.info(</w:t>
+      </w:r>
+      <w:proofErr w:type="gramEnd"/>
+      <w:r>
+        <w:rPr>
+          <w:rFonts w:ascii="Courier New" w:hAnsi="Courier New" w:cs="Courier New"/>
+          <w:sz w:val="20"/>
+          <w:szCs w:val="20"/>
+        </w:rPr>
+        <w:t xml:space="preserve">"Time taken by request </w:t>
+      </w:r>
+      <w:proofErr w:type="gramStart"/>
+      <w:r>
+        <w:rPr>
+          <w:rFonts w:ascii="Courier New" w:hAnsi="Courier New" w:cs="Courier New"/>
+          <w:sz w:val="20"/>
+          <w:szCs w:val="20"/>
+        </w:rPr>
+        <w:t>is :::::::"</w:t>
+      </w:r>
+      <w:proofErr w:type="gramEnd"/>
+      <w:r>
+        <w:rPr>
+          <w:rFonts w:ascii="Courier New" w:hAnsi="Courier New" w:cs="Courier New"/>
+          <w:sz w:val="20"/>
+          <w:szCs w:val="20"/>
+        </w:rPr>
+        <w:t xml:space="preserve"> + </w:t>
+      </w:r>
+      <w:proofErr w:type="spellStart"/>
+      <w:proofErr w:type="gramStart"/>
+      <w:r>
+        <w:rPr>
+          <w:rFonts w:ascii="Courier New" w:hAnsi="Courier New" w:cs="Courier New"/>
+          <w:sz w:val="20"/>
+          <w:szCs w:val="20"/>
+        </w:rPr>
+        <w:t>Math.</w:t>
       </w:r>
       <w:r>
         <w:rPr>
@@ -4806,13 +7111,32 @@
         </w:rPr>
         <w:t>abs</w:t>
       </w:r>
-      <w:r>
-        <w:rPr>
-          <w:rFonts w:ascii="Courier New" w:hAnsi="Courier New" w:cs="Courier New"/>
-          <w:sz w:val="20"/>
-          <w:szCs w:val="20"/>
-        </w:rPr>
-        <w:t>((Math.</w:t>
+      <w:proofErr w:type="spellEnd"/>
+      <w:r>
+        <w:rPr>
+          <w:rFonts w:ascii="Courier New" w:hAnsi="Courier New" w:cs="Courier New"/>
+          <w:sz w:val="20"/>
+          <w:szCs w:val="20"/>
+        </w:rPr>
+        <w:t>(</w:t>
+      </w:r>
+      <w:proofErr w:type="gramEnd"/>
+      <w:r>
+        <w:rPr>
+          <w:rFonts w:ascii="Courier New" w:hAnsi="Courier New" w:cs="Courier New"/>
+          <w:sz w:val="20"/>
+          <w:szCs w:val="20"/>
+        </w:rPr>
+        <w:t>(</w:t>
+      </w:r>
+      <w:proofErr w:type="spellStart"/>
+      <w:r>
+        <w:rPr>
+          <w:rFonts w:ascii="Courier New" w:hAnsi="Courier New" w:cs="Courier New"/>
+          <w:sz w:val="20"/>
+          <w:szCs w:val="20"/>
+        </w:rPr>
+        <w:t>Math.</w:t>
       </w:r>
       <w:r>
         <w:rPr>
@@ -4824,14 +7148,61 @@
         </w:rPr>
         <w:t>subtractExact</w:t>
       </w:r>
-      <w:r>
-        <w:rPr>
-          <w:rFonts w:ascii="Courier New" w:hAnsi="Courier New" w:cs="Courier New"/>
-          <w:sz w:val="20"/>
-          <w:szCs w:val="20"/>
-        </w:rPr>
-        <w:t>(endTime, startTime))/1000)) ;</w:t>
-      </w:r>
+      <w:proofErr w:type="spellEnd"/>
+      <w:r>
+        <w:rPr>
+          <w:rFonts w:ascii="Courier New" w:hAnsi="Courier New" w:cs="Courier New"/>
+          <w:sz w:val="20"/>
+          <w:szCs w:val="20"/>
+        </w:rPr>
+        <w:t>(</w:t>
+      </w:r>
+      <w:proofErr w:type="spellStart"/>
+      <w:r>
+        <w:rPr>
+          <w:rFonts w:ascii="Courier New" w:hAnsi="Courier New" w:cs="Courier New"/>
+          <w:sz w:val="20"/>
+          <w:szCs w:val="20"/>
+        </w:rPr>
+        <w:t>endTime</w:t>
+      </w:r>
+      <w:proofErr w:type="spellEnd"/>
+      <w:r>
+        <w:rPr>
+          <w:rFonts w:ascii="Courier New" w:hAnsi="Courier New" w:cs="Courier New"/>
+          <w:sz w:val="20"/>
+          <w:szCs w:val="20"/>
+        </w:rPr>
+        <w:t xml:space="preserve">, </w:t>
+      </w:r>
+      <w:proofErr w:type="spellStart"/>
+      <w:r>
+        <w:rPr>
+          <w:rFonts w:ascii="Courier New" w:hAnsi="Courier New" w:cs="Courier New"/>
+          <w:sz w:val="20"/>
+          <w:szCs w:val="20"/>
+        </w:rPr>
+        <w:t>startTime</w:t>
+      </w:r>
+      <w:proofErr w:type="spellEnd"/>
+      <w:r>
+        <w:rPr>
+          <w:rFonts w:ascii="Courier New" w:hAnsi="Courier New" w:cs="Courier New"/>
+          <w:sz w:val="20"/>
+          <w:szCs w:val="20"/>
+        </w:rPr>
+        <w:t>))/1000)</w:t>
+      </w:r>
+      <w:proofErr w:type="gramStart"/>
+      <w:r>
+        <w:rPr>
+          <w:rFonts w:ascii="Courier New" w:hAnsi="Courier New" w:cs="Courier New"/>
+          <w:sz w:val="20"/>
+          <w:szCs w:val="20"/>
+        </w:rPr>
+        <w:t>) ;</w:t>
+      </w:r>
+      <w:proofErr w:type="gramEnd"/>
     </w:p>
     <w:p>
       <w:pPr>
@@ -4874,8 +7245,28 @@
           <w:sz w:val="20"/>
           <w:szCs w:val="20"/>
         </w:rPr>
-        <w:t xml:space="preserve"> custDTO ;</w:t>
-      </w:r>
+        <w:t xml:space="preserve"> </w:t>
+      </w:r>
+      <w:proofErr w:type="spellStart"/>
+      <w:proofErr w:type="gramStart"/>
+      <w:r>
+        <w:rPr>
+          <w:rFonts w:ascii="Courier New" w:hAnsi="Courier New" w:cs="Courier New"/>
+          <w:sz w:val="20"/>
+          <w:szCs w:val="20"/>
+        </w:rPr>
+        <w:t>custDTO</w:t>
+      </w:r>
+      <w:proofErr w:type="spellEnd"/>
+      <w:r>
+        <w:rPr>
+          <w:rFonts w:ascii="Courier New" w:hAnsi="Courier New" w:cs="Courier New"/>
+          <w:sz w:val="20"/>
+          <w:szCs w:val="20"/>
+        </w:rPr>
+        <w:t xml:space="preserve"> ;</w:t>
+      </w:r>
+      <w:proofErr w:type="gramEnd"/>
     </w:p>
     <w:p>
       <w:pPr>
@@ -4929,15 +7320,102 @@
           <w:sz w:val="20"/>
           <w:szCs w:val="20"/>
         </w:rPr>
-        <w:t>Both the api calls via service method happening back to back. This is asynchronous calling where api is called back to back</w:t>
-      </w:r>
-      <w:r>
-        <w:rPr>
-          <w:sz w:val="20"/>
-          <w:szCs w:val="20"/>
-        </w:rPr>
-        <w:t xml:space="preserve"> without waiting for the other api.</w:t>
-      </w:r>
+        <w:t xml:space="preserve">Both the </w:t>
+      </w:r>
+      <w:proofErr w:type="spellStart"/>
+      <w:r>
+        <w:rPr>
+          <w:sz w:val="20"/>
+          <w:szCs w:val="20"/>
+        </w:rPr>
+        <w:t>api</w:t>
+      </w:r>
+      <w:proofErr w:type="spellEnd"/>
+      <w:r>
+        <w:rPr>
+          <w:sz w:val="20"/>
+          <w:szCs w:val="20"/>
+        </w:rPr>
+        <w:t xml:space="preserve"> calls via service method happening </w:t>
+      </w:r>
+      <w:r>
+        <w:rPr>
+          <w:sz w:val="20"/>
+          <w:szCs w:val="20"/>
+        </w:rPr>
+        <w:t>back-to-back</w:t>
+      </w:r>
+      <w:r>
+        <w:rPr>
+          <w:sz w:val="20"/>
+          <w:szCs w:val="20"/>
+        </w:rPr>
+        <w:t xml:space="preserve">. This is asynchronous calling where </w:t>
+      </w:r>
+      <w:proofErr w:type="spellStart"/>
+      <w:r>
+        <w:rPr>
+          <w:sz w:val="20"/>
+          <w:szCs w:val="20"/>
+        </w:rPr>
+        <w:t>api</w:t>
+      </w:r>
+      <w:proofErr w:type="spellEnd"/>
+      <w:r>
+        <w:rPr>
+          <w:sz w:val="20"/>
+          <w:szCs w:val="20"/>
+        </w:rPr>
+        <w:t xml:space="preserve"> is called </w:t>
+      </w:r>
+      <w:r>
+        <w:rPr>
+          <w:sz w:val="20"/>
+          <w:szCs w:val="20"/>
+        </w:rPr>
+        <w:t>back-to-back</w:t>
+      </w:r>
+      <w:r>
+        <w:rPr>
+          <w:sz w:val="20"/>
+          <w:szCs w:val="20"/>
+        </w:rPr>
+        <w:t xml:space="preserve"> without waiting for the other </w:t>
+      </w:r>
+      <w:proofErr w:type="spellStart"/>
+      <w:r>
+        <w:rPr>
+          <w:sz w:val="20"/>
+          <w:szCs w:val="20"/>
+        </w:rPr>
+        <w:t>api</w:t>
+      </w:r>
+      <w:proofErr w:type="spellEnd"/>
+      <w:r>
+        <w:rPr>
+          <w:sz w:val="20"/>
+          <w:szCs w:val="20"/>
+        </w:rPr>
+        <w:t>.</w:t>
+      </w:r>
+    </w:p>
+    <w:p>
+      <w:pPr>
+        <w:spacing w:after="0"/>
+        <w:rPr>
+          <w:sz w:val="20"/>
+          <w:szCs w:val="20"/>
+        </w:rPr>
+      </w:pPr>
+    </w:p>
+    <w:p>
+      <w:pPr>
+        <w:spacing w:after="0"/>
+        <w:rPr>
+          <w:sz w:val="20"/>
+          <w:szCs w:val="20"/>
+        </w:rPr>
+      </w:pPr>
     </w:p>
     <w:sectPr>
       <w:pgSz w:w="11906" w:h="16838"/>
